--- a/ba-kit/system-to-doc/docs/Hướng dẫn sử dụng System to Doc.docx
+++ b/ba-kit/system-to-doc/docs/Hướng dẫn sử dụng System to Doc.docx
@@ -371,7 +371,7 @@
           </w:tcPr>
           <w:p>
             <w:r>
-              <w:t>Link design hiện tại; link file để AI vẽ flow</w:t>
+              <w:t>Link design hiện tại; link file để AI vẽ flow; có publish Design System lên claude.ai không</w:t>
             </w:r>
           </w:p>
         </w:tc>
@@ -750,7 +750,7 @@
           </w:tcPr>
           <w:p>
             <w:r>
-              <w:t>Màu, font, khoảng cách, component hệ thống đang dùng — dùng lại khi làm màn mới</w:t>
+              <w:t>Đúng format artifact Design System của claude.ai: brand book, màu theo theme, thang chữ, spacing/bo góc/đổ bóng, component có preview chạy thật, logo/icon. Đồng ý thì AI publish thành link private — dùng lại khi làm màn mới</w:t>
             </w:r>
           </w:p>
         </w:tc>

--- a/ba-kit/system-to-doc/docs/Hướng dẫn sử dụng System to Doc.docx
+++ b/ba-kit/system-to-doc/docs/Hướng dẫn sử dụng System to Doc.docx
@@ -750,7 +750,7 @@
           </w:tcPr>
           <w:p>
             <w:r>
-              <w:t>Đúng format artifact Design System của claude.ai: brand book, màu theo theme, thang chữ, spacing/bo góc/đổ bóng, component có preview chạy thật, logo/icon. Đồng ý thì AI publish thành link private — dùng lại khi làm màn mới</w:t>
+              <w:t>Cùng chuẩn với designer-kit = format artifact Design System của claude.ai: brand book, màu theo theme, thang chữ, spacing/bo góc/đổ bóng, component có preview chạy thật, logo/icon. Đồng ý thì AI publish thành link private — dùng lại khi làm màn mới</w:t>
             </w:r>
           </w:p>
         </w:tc>

--- a/ba-kit/system-to-doc/docs/Hướng dẫn sử dụng System to Doc.docx
+++ b/ba-kit/system-to-doc/docs/Hướng dẫn sử dụng System to Doc.docx
@@ -1181,7 +1181,7 @@
         <w:pStyle w:val="ListBullet"/>
       </w:pPr>
       <w:r>
-        <w:t>CR-&lt;id&gt;_Impact.xlsx — chi tiết từng trục, xung đột, mức rủi ro, câu hỏi cần khách trả lời.</w:t>
+        <w:t>CR-&lt;id&gt;_Impact.xlsx — sheet Impact: từng hạng mục (thêm / sửa / xoá / bị ảnh hưởng), vì sao phải sửa, xung đột, rủi ro, MD.</w:t>
       </w:r>
     </w:p>
     <w:p>
@@ -1189,7 +1189,7 @@
         <w:pStyle w:val="ListBullet"/>
       </w:pPr>
       <w:r>
-        <w:t>CR-&lt;id&gt;_Summary.md — tóm tắt ≤ 1 trang, gửi khách được.</w:t>
+        <w:t>Sheet Summary: vì sao đây là CR (đối chiếu hệ thống hiện tại) + tổng MD — gửi khách được.</w:t>
       </w:r>
     </w:p>
     <w:p>
@@ -1197,7 +1197,7 @@
         <w:pStyle w:val="ListBullet"/>
       </w:pPr>
       <w:r>
-        <w:t>Figma — 1 view CR MỚI, chỉ vẽ phần thay đổi và phần bị ảnh hưởng; bản cũ giữ nguyên.</w:t>
+        <w:t>Figma — 1 view CR MỚI, chỉ vẽ phần thay đổi và phần bị ảnh hưởng (tô màu theo loại); bản cũ giữ nguyên.</w:t>
       </w:r>
     </w:p>
     <w:p>

--- a/ba-kit/system-to-doc/docs/Hướng dẫn sử dụng System to Doc.docx
+++ b/ba-kit/system-to-doc/docs/Hướng dẫn sử dụng System to Doc.docx
@@ -1388,7 +1388,7 @@
               <w:rPr>
                 <w:sz w:val="19"/>
               </w:rPr>
-              <w:t>xlsx (2 sheet) + link Figma view CR</w:t>
+              <w:t>xlsx (7 sheet) + link Figma view CR</w:t>
             </w:r>
           </w:p>
         </w:tc>
@@ -2225,7 +2225,7 @@
         <w:pStyle w:val="Heading3"/>
       </w:pPr>
       <w:r>
-        <w:t>CR-&lt;id&gt;_Impact.xlsx — 2 sheet</w:t>
+        <w:t>CR-&lt;id&gt;_Impact.xlsx — 7 sheet</w:t>
       </w:r>
     </w:p>
     <w:p>
@@ -2239,7 +2239,7 @@
         <w:t>Summary</w:t>
       </w:r>
       <w:r>
-        <w:t xml:space="preserve"> — vì sao đây là CR (đối chiếu hệ thống hiện tại) · tổng MD theo Trục × Loại · câu hỏi cần khách trả lời. Gửi khách được.</w:t>
+        <w:t xml:space="preserve"> — công số thay đổi (実装 MD · 総工数 人日 · 人月, link sang Estimation) · số màn / API / bảng DB … thêm / sửa / xoá / bị ảnh hưởng · link tới từng sheet.</w:t>
       </w:r>
     </w:p>
     <w:p>
@@ -2250,10 +2250,38 @@
         <w:rPr>
           <w:b/>
         </w:rPr>
-        <w:t>Impact</w:t>
+        <w:t>Estimation</w:t>
       </w:r>
       <w:r>
-        <w:t xml:space="preserve"> — từng hạng mục: thêm / sửa / xoá / bị ảnh hưởng, vì sao phải sửa, xung đột, rủi ro, MD.</w:t>
+        <w:t xml:space="preserve"> — đúng khung 見積書 của công ty (templates/template_estimation.xlsx), 1 dòng / hạng mục.</w:t>
+      </w:r>
+    </w:p>
+    <w:p>
+      <w:pPr>
+        <w:pStyle w:val="ListBullet"/>
+      </w:pPr>
+      <w:r>
+        <w:rPr>
+          <w:b/>
+        </w:rPr>
+        <w:t>Screen · API · Database · Figma</w:t>
+      </w:r>
+      <w:r>
+        <w:t xml:space="preserve"> — từng hạng mục của trục: vì sao phải sửa, xung đột, rủi ro, MD.</w:t>
+      </w:r>
+    </w:p>
+    <w:p>
+      <w:pPr>
+        <w:pStyle w:val="ListBullet"/>
+      </w:pPr>
+      <w:r>
+        <w:rPr>
+          <w:b/>
+        </w:rPr>
+        <w:t>Q&amp;A</w:t>
+      </w:r>
+      <w:r>
+        <w:t xml:space="preserve"> — vì sao đây là CR · câu hỏi cần khách trả lời · mục không thuộc CR.</w:t>
       </w:r>
     </w:p>
     <w:p>
@@ -2339,7 +2367,23 @@
         <w:pStyle w:val="ListBullet"/>
       </w:pPr>
       <w:r>
-        <w:t>Chỉ vẽ phần thay đổi + phần bị ảnh hưởng + màn bên cạnh 1 bước; tô màu theo badge, kèm CR Change Table.</w:t>
+        <w:t>CR-1 Flow theo khung Output 1, CR-2 Screen Flow theo khung Output 2 (mũi tên thật); chỉ phần thay đổi + phần bị ảnh hưởng + màn bên cạnh 1 bước; tô màu theo badge.</w:t>
+      </w:r>
+    </w:p>
+    <w:p>
+      <w:pPr>
+        <w:pStyle w:val="ListBullet"/>
+      </w:pPr>
+      <w:r>
+        <w:t>CR Change Table = thống kê số màn / API / bảng thay đổi + công số (không liệt kê chi tiết).</w:t>
+      </w:r>
+    </w:p>
+    <w:p>
+      <w:pPr>
+        <w:pStyle w:val="ListBullet"/>
+      </w:pPr>
+      <w:r>
+        <w:t>CR-3 màn đề xuất dựng từ Design System của baseline — AI đọc Design System trước, hỏi phạm vi.</w:t>
       </w:r>
     </w:p>
     <w:p>
@@ -2449,7 +2493,12 @@
         <w:pStyle w:val="Heading1"/>
       </w:pPr>
       <w:r>
-        <w:t>BƯỚC 8 — VERSION VÀ CHẠY LẠI</w:t>
+        <w:t>BƯỚC 8 — VERSION VÀ CHẠY LẠI (AI TỰ LÀM)</w:t>
+      </w:r>
+    </w:p>
+    <w:p>
+      <w:r>
+        <w:t>Bạn không phải chỉ version, không phải mở run-log.md. AI tự quản lý version:</w:t>
       </w:r>
     </w:p>
     <w:p>
@@ -2457,7 +2506,7 @@
         <w:pStyle w:val="ListBullet"/>
       </w:pPr>
       <w:r>
-        <w:t>Mỗi lần chạy = 1 folder mới ver&lt;N&gt;_&lt;ngày&gt;_&lt;tên&gt;. Không bao giờ sửa folder cũ.</w:t>
+        <w:t>Mỗi lần chạy, AI tự đọc version mới nhất: baseline mới nhất, CR đang mở, góp ý chưa xử lý.</w:t>
       </w:r>
     </w:p>
     <w:p>
@@ -2465,7 +2514,7 @@
         <w:pStyle w:val="ListBullet"/>
       </w:pPr>
       <w:r>
-        <w:t>Muốn góp ý: ghi vào mục Feedback trong run-log.md của version rồi chạy lại.</w:t>
+        <w:t>Mỗi lần chạy = 1 folder mới ver&lt;N&gt;_&lt;ngày&gt;_&lt;tên&gt;, AI tự đặt tên. Không bao giờ sửa folder cũ.</w:t>
       </w:r>
     </w:p>
     <w:p>
@@ -2473,7 +2522,15 @@
         <w:pStyle w:val="ListBullet"/>
       </w:pPr>
       <w:r>
-        <w:t>CR đã code xong → /analyze-system chọn Delta để có baseline mới cho các CR sau.</w:t>
+        <w:t>Muốn góp ý: nói thẳng trong chat (VD "MD màn coupon cao quá"). AI tạo version mới từ bản mới nhất, sửa và ghi góp ý vào run-log.md.</w:t>
+      </w:r>
+    </w:p>
+    <w:p>
+      <w:pPr>
+        <w:pStyle w:val="ListBullet"/>
+      </w:pPr>
+      <w:r>
+        <w:t>CR đã code xong: chạy /analyze-system (hoặc nói "CR-001 đã code xong") — AI thấy CR đang mở, đề xuất Delta để có baseline mới cho các CR sau.</w:t>
       </w:r>
     </w:p>
     <w:p>

--- a/ba-kit/system-to-doc/docs/Hướng dẫn sử dụng System to Doc.docx
+++ b/ba-kit/system-to-doc/docs/Hướng dẫn sử dụng System to Doc.docx
@@ -130,11 +130,173 @@
       </w:r>
     </w:p>
     <w:p>
-      <w:pPr>
-        <w:pStyle w:val="ListBullet"/>
-      </w:pPr>
       <w:r>
-        <w:t>Tạo thêm inputs/db/ (nếu có file schema) và inputs/cr/ (để bỏ yêu cầu thay đổi sau này).</w:t>
+        <w:t>Kit đã có sẵn các folder để bỏ file vào (mỗi folder có README.md hướng dẫn riêng):</w:t>
+      </w:r>
+    </w:p>
+    <w:tbl>
+      <w:tblPr>
+        <w:tblStyle w:val="TableGrid"/>
+        <w:tblW w:type="auto" w:w="0"/>
+        <w:tblLook w:firstColumn="1" w:firstRow="1" w:lastColumn="0" w:lastRow="0" w:noHBand="0" w:noVBand="1" w:val="04A0"/>
+      </w:tblPr>
+      <w:tblGrid>
+        <w:gridCol w:w="4986"/>
+        <w:gridCol w:w="4986"/>
+      </w:tblGrid>
+      <w:tr>
+        <w:tc>
+          <w:tcPr>
+            <w:tcW w:type="dxa" w:w="4986"/>
+          </w:tcPr>
+          <w:p>
+            <w:r>
+              <w:rPr>
+                <w:b/>
+                <w:sz w:val="19"/>
+              </w:rPr>
+              <w:t>Folder</w:t>
+            </w:r>
+          </w:p>
+        </w:tc>
+        <w:tc>
+          <w:tcPr>
+            <w:tcW w:type="dxa" w:w="4986"/>
+          </w:tcPr>
+          <w:p>
+            <w:r>
+              <w:rPr>
+                <w:b/>
+                <w:sz w:val="19"/>
+              </w:rPr>
+              <w:t>Bỏ gì vào</w:t>
+            </w:r>
+          </w:p>
+        </w:tc>
+      </w:tr>
+      <w:tr>
+        <w:tc>
+          <w:tcPr>
+            <w:tcW w:type="dxa" w:w="4986"/>
+          </w:tcPr>
+          <w:p>
+            <w:r>
+              <w:rPr>
+                <w:sz w:val="19"/>
+              </w:rPr>
+              <w:t>inputs/repo/</w:t>
+            </w:r>
+          </w:p>
+        </w:tc>
+        <w:tc>
+          <w:tcPr>
+            <w:tcW w:type="dxa" w:w="4986"/>
+          </w:tcPr>
+          <w:p>
+            <w:r>
+              <w:rPr>
+                <w:sz w:val="19"/>
+              </w:rPr>
+              <w:t>Source code hệ thống — mỗi repo 1 folder con (web-fe/, api/, batch/…). Không bỏ .env, key, node_modules.</w:t>
+            </w:r>
+          </w:p>
+        </w:tc>
+      </w:tr>
+      <w:tr>
+        <w:tc>
+          <w:tcPr>
+            <w:tcW w:type="dxa" w:w="4986"/>
+          </w:tcPr>
+          <w:p>
+            <w:r>
+              <w:rPr>
+                <w:sz w:val="19"/>
+              </w:rPr>
+              <w:t>inputs/db/</w:t>
+            </w:r>
+          </w:p>
+        </w:tc>
+        <w:tc>
+          <w:tcPr>
+            <w:tcW w:type="dxa" w:w="4986"/>
+          </w:tcPr>
+          <w:p>
+            <w:r>
+              <w:rPr>
+                <w:sz w:val="19"/>
+              </w:rPr>
+              <w:t>File schema.sql CHỈ cấu trúc (mysqldump --no-data / pg_dump --schema-only).</w:t>
+            </w:r>
+          </w:p>
+        </w:tc>
+      </w:tr>
+      <w:tr>
+        <w:tc>
+          <w:tcPr>
+            <w:tcW w:type="dxa" w:w="4986"/>
+          </w:tcPr>
+          <w:p>
+            <w:r>
+              <w:rPr>
+                <w:sz w:val="19"/>
+              </w:rPr>
+              <w:t>inputs/cr/</w:t>
+            </w:r>
+          </w:p>
+        </w:tc>
+        <w:tc>
+          <w:tcPr>
+            <w:tcW w:type="dxa" w:w="4986"/>
+          </w:tcPr>
+          <w:p>
+            <w:r>
+              <w:rPr>
+                <w:sz w:val="19"/>
+              </w:rPr>
+              <w:t>File yêu cầu thay đổi của khách (.docx .pdf .xlsx .md, ảnh) — dùng ở Luồng 2.</w:t>
+            </w:r>
+          </w:p>
+        </w:tc>
+      </w:tr>
+      <w:tr>
+        <w:tc>
+          <w:tcPr>
+            <w:tcW w:type="dxa" w:w="4986"/>
+          </w:tcPr>
+          <w:p>
+            <w:r>
+              <w:rPr>
+                <w:sz w:val="19"/>
+              </w:rPr>
+              <w:t>.auth/credentials.local.env</w:t>
+            </w:r>
+          </w:p>
+        </w:tc>
+        <w:tc>
+          <w:tcPr>
+            <w:tcW w:type="dxa" w:w="4986"/>
+          </w:tcPr>
+          <w:p>
+            <w:r>
+              <w:rPr>
+                <w:sz w:val="19"/>
+              </w:rPr>
+              <w:t>Tài khoản test website: copy từ .auth/credentials.example.env rồi điền (xem Bước 3).</w:t>
+            </w:r>
+          </w:p>
+        </w:tc>
+      </w:tr>
+    </w:tbl>
+    <w:p/>
+    <w:p>
+      <w:r>
+        <w:rPr>
+          <w:b/>
+        </w:rPr>
+        <w:t xml:space="preserve">Lưu ý: </w:t>
+      </w:r>
+      <w:r>
+        <w:t>Folder inputs/ và .auth/ đã được .gitignore — file bạn bỏ vào không bị commit. Có folder nào để trống, AI hỏi đường dẫn khác ở bước 2.</w:t>
       </w:r>
     </w:p>
     <w:p>
@@ -206,7 +368,7 @@
       <w:r>
         <w:drawing>
           <wp:inline xmlns:a="http://schemas.openxmlformats.org/drawingml/2006/main" xmlns:pic="http://schemas.openxmlformats.org/drawingml/2006/picture">
-            <wp:extent cx="4680000" cy="2652735"/>
+            <wp:extent cx="4680000" cy="2956848"/>
             <wp:docPr id="3" name="Picture 3"/>
             <wp:cNvGraphicFramePr>
               <a:graphicFrameLocks noChangeAspect="1"/>
@@ -227,7 +389,7 @@
                   <pic:spPr>
                     <a:xfrm>
                       <a:off x="0" y="0"/>
-                      <a:ext cx="4680000" cy="2652735"/>
+                      <a:ext cx="4680000" cy="2956848"/>
                     </a:xfrm>
                     <a:prstGeom prst="rect"/>
                   </pic:spPr>
@@ -555,7 +717,7 @@
               <w:rPr>
                 <w:sz w:val="19"/>
               </w:rPr>
-              <w:t>Số repo, đường dẫn, FE hay BE, repo FE thuộc website nào</w:t>
+              <w:t>Repo nào (AI tự liệt kê từ inputs/repo/), FE hay BE, repo FE thuộc website nào</w:t>
             </w:r>
           </w:p>
         </w:tc>
@@ -568,7 +730,7 @@
               <w:rPr>
                 <w:sz w:val="19"/>
               </w:rPr>
-              <w:t>Đường dẫn repo trên máy</w:t>
+              <w:t>Repo đã bỏ vào inputs/repo/</w:t>
             </w:r>
           </w:p>
         </w:tc>
@@ -609,7 +771,7 @@
               <w:rPr>
                 <w:sz w:val="19"/>
               </w:rPr>
-              <w:t>mysqldump --no-data hoặc pg_dump --schema-only</w:t>
+              <w:t>File .sql chỉ cấu trúc trong inputs/db/ (mysqldump --no-data / pg_dump --schema-only)</w:t>
             </w:r>
           </w:p>
         </w:tc>
@@ -783,7 +945,7 @@
         <w:t>Môi trường TEST</w:t>
       </w:r>
       <w:r>
-        <w:t xml:space="preserve"> — AI tạo file .auth/credentials.local.env có sẵn chỗ trống → bạn mở file, điền tài khoản (+ Basic Auth nếu có), ghi ENV=TEST, lưu rồi trả lời "xong".</w:t>
+        <w:t xml:space="preserve"> — điền sẵn file .auth/credentials.local.env (copy từ credentials.example.env; chưa có thì AI tạo với chỗ trống) → bạn mở file, điền URL, tài khoản (+ Basic Auth nếu có), ghi ENV=TEST, lưu rồi trả lời "xong".</w:t>
       </w:r>
     </w:p>
     <w:p>
@@ -2737,7 +2899,7 @@
     </w:p>
     <w:p>
       <w:r>
-        <w:t>Không gõ tài khoản vào chat. Dùng file .auth/credentials.local.env: AI tạo template → bạn điền, ghi ENV=TEST → script tự đăng nhập (xem Bước 3).</w:t>
+        <w:t>Không gõ tài khoản vào chat. Dùng file .auth/credentials.local.env: copy từ mẫu (hoặc AI tạo template) → bạn điền, ghi ENV=TEST → script tự đăng nhập (xem Bước 3).</w:t>
       </w:r>
     </w:p>
     <w:sectPr>

--- a/ba-kit/system-to-doc/docs/Hướng dẫn sử dụng System to Doc.docx
+++ b/ba-kit/system-to-doc/docs/Hướng dẫn sử dụng System to Doc.docx
@@ -595,7 +595,7 @@
     </w:p>
     <w:p>
       <w:r>
-        <w:t>AI hỏi lần lượt bằng hộp chọn — chọn đáp án hoặc gõ vào ô Other:</w:t>
+        <w:t>Lệnh tự chạy bằng model Opus. AI đọc source code trước, rồi mới mở website. AI hỏi bằng hộp chọn (mỗi lượt tối đa 4 câu cùng chủ đề) — chọn đáp án hoặc gõ vào ô Other:</w:t>
       </w:r>
     </w:p>
     <w:tbl>
@@ -867,7 +867,39 @@
         <w:t xml:space="preserve">Lưu ý: </w:t>
       </w:r>
       <w:r>
-        <w:t>trả lời đủ các nhóm để AI có đủ context. Thiếu thứ gì (không có DB, chưa có Figma…) → AI ghi lại và chạy tiếp phần còn lại.</w:t>
+        <w:t>chưa có thông tin nào (ví dụ chưa có link Figma) → chọn "Chưa có — chạy v1 trước, bổ sung sau". Bổ sung sau thì AI cập nhật lại ver1. Riêng 4 câu an toàn (website thử nghiệm hay thật, tài khoản có được phép quét, mức thao tác, có dữ liệu thật không) không bỏ qua được.</w:t>
+      </w:r>
+    </w:p>
+    <w:p>
+      <w:pPr>
+        <w:pStyle w:val="Heading3"/>
+      </w:pPr>
+      <w:r>
+        <w:t>AI nhớ câu trả lời</w:t>
+      </w:r>
+    </w:p>
+    <w:p>
+      <w:pPr>
+        <w:pStyle w:val="ListBullet"/>
+      </w:pPr>
+      <w:r>
+        <w:t>Câu bạn đã trả lời được lưu ở outputs/_project/preflight-memory.json (không lưu mật khẩu, không commit).</w:t>
+      </w:r>
+    </w:p>
+    <w:p>
+      <w:pPr>
+        <w:pStyle w:val="ListBullet"/>
+      </w:pPr>
+      <w:r>
+        <w:t>Lần chạy sau AI không hỏi lại — chỉ in 1 bảng "Tôi đang dùng các thông tin sau — có gì đổi không?" để bạn xác nhận 1 lần.</w:t>
+      </w:r>
+    </w:p>
+    <w:p>
+      <w:pPr>
+        <w:pStyle w:val="ListBullet"/>
+      </w:pPr>
+      <w:r>
+        <w:t>4 câu an toàn luôn được hỏi lại gọn: "vẫn như lần trước chứ?".</w:t>
       </w:r>
     </w:p>
     <w:p>
@@ -1051,7 +1083,15 @@
         <w:pStyle w:val="ListBullet"/>
       </w:pPr>
       <w:r>
-        <w:t>AI in Bảng tổng hợp: website, tài khoản, quyền, repo, DB, Figma, output dự kiến.</w:t>
+        <w:t>AI đọc code trước, rồi in Bảng tổng hợp: website, tài khoản, quyền, repo, DB, Figma, output dự kiến.</w:t>
+      </w:r>
+    </w:p>
+    <w:p>
+      <w:pPr>
+        <w:pStyle w:val="ListBullet"/>
+      </w:pPr>
+      <w:r>
+        <w:t>Kèm các quyết định lớn có đề xuất, ví dụ: "2 website khác nhau về cỡ chữ, bo góc nút → đề xuất 2 bộ quy chuẩn giao diện riêng", "thư mục cũ không còn dùng → không khảo sát", "đồng ý vẽ sơ đồ database / API lên Figma (dịch vụ bên ngoài)?".</w:t>
       </w:r>
     </w:p>
     <w:p>
@@ -1141,7 +1181,7 @@
       <w:r>
         <w:drawing>
           <wp:inline xmlns:a="http://schemas.openxmlformats.org/drawingml/2006/main" xmlns:pic="http://schemas.openxmlformats.org/drawingml/2006/picture">
-            <wp:extent cx="4680000" cy="2447763"/>
+            <wp:extent cx="4680000" cy="2943474"/>
             <wp:docPr id="9" name="Picture 9"/>
             <wp:cNvGraphicFramePr>
               <a:graphicFrameLocks noChangeAspect="1"/>
@@ -1162,7 +1202,7 @@
                   <pic:spPr>
                     <a:xfrm>
                       <a:off x="0" y="0"/>
-                      <a:ext cx="4680000" cy="2447763"/>
+                      <a:ext cx="4680000" cy="2943474"/>
                     </a:xfrm>
                     <a:prstGeom prst="rect"/>
                   </pic:spPr>
@@ -1304,7 +1344,7 @@
               <w:rPr>
                 <w:sz w:val="19"/>
               </w:rPr>
-              <w:t>xlsx + png code map</w:t>
+              <w:t>xlsx</w:t>
             </w:r>
           </w:p>
         </w:tc>
@@ -1373,7 +1413,7 @@
               <w:rPr>
                 <w:sz w:val="19"/>
               </w:rPr>
-              <w:t>O4 Design System</w:t>
+              <w:t>O4 Design System (tuỳ chọn)</w:t>
             </w:r>
           </w:p>
         </w:tc>
@@ -1468,7 +1508,7 @@
               <w:rPr>
                 <w:sz w:val="19"/>
               </w:rPr>
-              <w:t>docx</w:t>
+              <w:t>docx (nghiệp vụ chính + bảng tổng)</w:t>
             </w:r>
           </w:p>
         </w:tc>
@@ -1509,7 +1549,7 @@
               <w:rPr>
                 <w:sz w:val="19"/>
               </w:rPr>
-              <w:t>xlsx</w:t>
+              <w:t>xlsx 1 sheet</w:t>
             </w:r>
           </w:p>
         </w:tc>
@@ -1537,6 +1577,47 @@
               <w:rPr>
                 <w:sz w:val="19"/>
               </w:rPr>
+              <w:t>O9 Hướng dẫn chạy local</w:t>
+            </w:r>
+          </w:p>
+        </w:tc>
+        <w:tc>
+          <w:tcPr>
+            <w:tcW w:type="dxa" w:w="3324"/>
+          </w:tcPr>
+          <w:p>
+            <w:r>
+              <w:rPr>
+                <w:sz w:val="19"/>
+              </w:rPr>
+              <w:t>md (dev)</w:t>
+            </w:r>
+          </w:p>
+        </w:tc>
+        <w:tc>
+          <w:tcPr>
+            <w:tcW w:type="dxa" w:w="3324"/>
+          </w:tcPr>
+          <w:p>
+            <w:r>
+              <w:rPr>
+                <w:sz w:val="19"/>
+              </w:rPr>
+              <w:t>09_DevSetup/DevSetup_….md</w:t>
+            </w:r>
+          </w:p>
+        </w:tc>
+      </w:tr>
+      <w:tr>
+        <w:tc>
+          <w:tcPr>
+            <w:tcW w:type="dxa" w:w="3324"/>
+          </w:tcPr>
+          <w:p>
+            <w:r>
+              <w:rPr>
+                <w:sz w:val="19"/>
+              </w:rPr>
               <w:t>CR (Luồng 2)</w:t>
             </w:r>
           </w:p>
@@ -1550,7 +1631,7 @@
               <w:rPr>
                 <w:sz w:val="19"/>
               </w:rPr>
-              <w:t>xlsx (7 sheet) + link Figma view CR</w:t>
+              <w:t>xlsx (7 sheet) + 見積書 + link Figma view CR</w:t>
             </w:r>
           </w:p>
         </w:tc>
@@ -1563,7 +1644,7 @@
               <w:rPr>
                 <w:sz w:val="19"/>
               </w:rPr>
-              <w:t>ver&lt;N&gt;_…_CR-&lt;id&gt;-…/</w:t>
+              <w:t>CR-&lt;id&gt;_&lt;ngày&gt;_&lt;tên&gt;/</w:t>
             </w:r>
           </w:p>
         </w:tc>
@@ -1578,7 +1659,7 @@
         <w:t xml:space="preserve">Lưu ý: </w:t>
       </w:r>
       <w:r>
-        <w:t>ảnh O1–O6 dưới đây chụp từ 1 dự án thật, phần thông tin dự án đã được che. Ô ghi UNKNOWN / "cần xác minh" là chỗ AI chưa có bằng chứng — không phải lỗi.</w:t>
+        <w:t>ảnh O1–O6 dưới đây chụp từ 1 dự án thật, phần thông tin dự án đã được che. Ô ghi “Cần xác nhận — Q-xxx” là chỗ AI chưa có bằng chứng — không phải lỗi; danh sách câu hỏi Q-xxx AI báo ở cuối phiên chạy.</w:t>
       </w:r>
     </w:p>
     <w:p>
@@ -1594,7 +1675,15 @@
         <w:pStyle w:val="ListBullet"/>
       </w:pPr>
       <w:r>
-        <w:t>Dùng để: biết mỗi website có bao nhiêu màn, item từng màn, xử lý, lỗi hiển thị, liên kết giữa các màn.</w:t>
+        <w:t>Dùng để: biết mỗi website có bao nhiêu màn, item từng màn, xử lý, lỗi hiển thị, liên kết giữa các màn; cột "API gọi" cho biết mỗi nút / lúc mở màn gọi chức năng phía máy chủ nào.</w:t>
+      </w:r>
+    </w:p>
+    <w:p>
+      <w:pPr>
+        <w:pStyle w:val="ListBullet"/>
+      </w:pPr>
+      <w:r>
+        <w:t>AI đọc code trước (nút gọi xử lý gì, kiểm tra nhập liệu, thông báo lỗi), rồi mới mở website để đối chiếu.</w:t>
       </w:r>
     </w:p>
     <w:p>
@@ -1661,7 +1750,7 @@
         <w:pStyle w:val="Heading3"/>
       </w:pPr>
       <w:r>
-        <w:t>O2 — API Documentation (xlsx + code map)</w:t>
+        <w:t>O2 — API Documentation (xlsx)</w:t>
       </w:r>
     </w:p>
     <w:p>
@@ -1677,7 +1766,7 @@
         <w:pStyle w:val="ListBullet"/>
       </w:pPr>
       <w:r>
-        <w:t>Mở: sheet 00_Index → bấm API ID để tới block chi tiết; CodeMap_….png = sơ đồ FE ↔ BE ↔ DB.</w:t>
+        <w:t>Mở: sheet 00_Index → bấm API ID để tới block chi tiết.</w:t>
       </w:r>
     </w:p>
     <w:p>
@@ -1811,7 +1900,7 @@
         <w:pStyle w:val="Heading3"/>
       </w:pPr>
       <w:r>
-        <w:t>O4 — Design System (link artifact claude.ai)</w:t>
+        <w:t>O4 — Design System (tuỳ chọn, link artifact claude.ai)</w:t>
       </w:r>
     </w:p>
     <w:p>
@@ -1977,7 +2066,15 @@
         <w:pStyle w:val="ListBullet"/>
       </w:pPr>
       <w:r>
-        <w:t>Dùng để: đọc nhanh hệ thống có gì, đã khảo sát gì, file nằm ở đâu; Phụ lục A = câu cần hỏi khách.</w:t>
+        <w:t>Dùng để: đọc nhanh hệ thống làm gì, các luồng nghiệp vụ chính (bước đánh số), trạng thái đối tượng chính.</w:t>
+      </w:r>
+    </w:p>
+    <w:p>
+      <w:pPr>
+        <w:pStyle w:val="ListBullet"/>
+      </w:pPr>
+      <w:r>
+        <w:t>Màn hình, API, database chỉ có bảng tổng; danh sách chi tiết ở O1 / O2 / O3. Sơ đồ DB là link Figma.</w:t>
       </w:r>
     </w:p>
     <w:p>
@@ -2052,7 +2149,7 @@
         <w:pStyle w:val="ListBullet"/>
       </w:pPr>
       <w:r>
-        <w:t>Chỉ lỗi thấy trên MÀN HÌNH khi Playwright quét website — không gồm lỗi API hay review code.</w:t>
+        <w:t>Đọc code trước (nút nào gọi xử lý gì, thiếu kiểm tra lỗi ở đâu), rồi mở thử website để xác nhận.</w:t>
       </w:r>
     </w:p>
     <w:p>
@@ -2060,7 +2157,7 @@
         <w:pStyle w:val="ListBullet"/>
       </w:pPr>
       <w:r>
-        <w:t>Chỉ mức Urgent / High; mỗi bug có màn SC-xxx, URL, bước tái hiện, ảnh bằng chứng EV, đã tái hiện mấy lần.</w:t>
+        <w:t>Chỉ lỗi mức High / Urgent làm người dùng thao tác không được hoặc sai; mỗi bug có màn SC-xxx, bước tái hiện, bằng chứng (ảnh / dòng code).</w:t>
       </w:r>
     </w:p>
     <w:p>
@@ -2068,7 +2165,15 @@
         <w:pStyle w:val="ListBullet"/>
       </w:pPr>
       <w:r>
-        <w:t>Mở: 07_BugList/BugList_….xlsx — sheet Bug List gửi khách được.</w:t>
+        <w:t>1 sheet duy nhất "Bug List". Không có lỗi mức cao → sheet trống.</w:t>
+      </w:r>
+    </w:p>
+    <w:p>
+      <w:pPr>
+        <w:pStyle w:val="ListBullet"/>
+      </w:pPr>
+      <w:r>
+        <w:t>Mở: 07_BugList/BugList_….xlsx.</w:t>
       </w:r>
     </w:p>
     <w:p>
@@ -2120,6 +2225,38 @@
           <w:sz w:val="18"/>
         </w:rPr>
         <w:t>Hình minh họa — O7 — sheet Bug List (dữ liệu giả ShopDemo)</w:t>
+      </w:r>
+    </w:p>
+    <w:p>
+      <w:pPr>
+        <w:pStyle w:val="Heading3"/>
+      </w:pPr>
+      <w:r>
+        <w:t>O9 — Hướng dẫn chạy local (md, cho dev)</w:t>
+      </w:r>
+    </w:p>
+    <w:p>
+      <w:pPr>
+        <w:pStyle w:val="ListBullet"/>
+      </w:pPr>
+      <w:r>
+        <w:t>Lệnh cài / chạy, database local, môi trường, pipeline deploy, lịch batch — gom tự động từ source.</w:t>
+      </w:r>
+    </w:p>
+    <w:p>
+      <w:pPr>
+        <w:pStyle w:val="ListBullet"/>
+      </w:pPr>
+      <w:r>
+        <w:t>Cấu hình chỉ ghi TÊN key (lấy từ .env.example) — không bao giờ có giá trị, AI không đọc .env thật.</w:t>
+      </w:r>
+    </w:p>
+    <w:p>
+      <w:pPr>
+        <w:pStyle w:val="ListBullet"/>
+      </w:pPr>
+      <w:r>
+        <w:t>Mở: 09_DevSetup/DevSetup_….md.</w:t>
       </w:r>
     </w:p>
     <w:p>
@@ -2676,7 +2813,7 @@
         <w:pStyle w:val="ListBullet"/>
       </w:pPr>
       <w:r>
-        <w:t>Mỗi lần chạy = 1 folder mới ver&lt;N&gt;_&lt;ngày&gt;_&lt;tên&gt;, AI tự đặt tên. Không bao giờ sửa folder cũ.</w:t>
+        <w:t>Khảo sát lần đầu luôn là ver1. Chạy lại / bổ sung nguồn / sửa theo góp ý → AI ghi vào ver1, trước khi ghi đè thì cất bản cũ vào _internal/history/&lt;ngày-giờ&gt;/.</w:t>
       </w:r>
     </w:p>
     <w:p>
@@ -2684,7 +2821,7 @@
         <w:pStyle w:val="ListBullet"/>
       </w:pPr>
       <w:r>
-        <w:t>Muốn góp ý: nói thẳng trong chat (VD "MD màn coupon cao quá"). AI tạo version mới từ bản mới nhất, sửa và ghi góp ý vào run-log.md.</w:t>
+        <w:t>Có yêu cầu thay đổi đầu tiên → folder CR-001_&lt;ngày&gt;_&lt;tên&gt;/ trỏ về ver1, ver1 bị khoá (không ghi đè nữa).</w:t>
       </w:r>
     </w:p>
     <w:p>
@@ -2692,7 +2829,66 @@
         <w:pStyle w:val="ListBullet"/>
       </w:pPr>
       <w:r>
-        <w:t>CR đã code xong: chạy /analyze-system (hoặc nói "CR-001 đã code xong") — AI thấy CR đang mở, đề xuất Delta để có baseline mới cho các CR sau.</w:t>
+        <w:t>CR đã được khách duyệt và đã code xong: nói "CR-001 đã duyệt, đã code xong" (hoặc chạy /analyze-system) — AI hỏi xác nhận rồi tạo ver2 = ver1 + CR đó. ver3, ver4… cũng chỉ sinh theo cách này.</w:t>
+      </w:r>
+    </w:p>
+    <w:p>
+      <w:pPr>
+        <w:pStyle w:val="ListBullet"/>
+      </w:pPr>
+      <w:r>
+        <w:t>Muốn góp ý: nói thẳng trong chat (VD "MD màn coupon cao quá") — AI sửa và ghi vào run-log.md.</w:t>
+      </w:r>
+    </w:p>
+    <w:p>
+      <w:pPr>
+        <w:jc w:val="center"/>
+      </w:pPr>
+      <w:r>
+        <w:drawing>
+          <wp:inline xmlns:a="http://schemas.openxmlformats.org/drawingml/2006/main" xmlns:pic="http://schemas.openxmlformats.org/drawingml/2006/picture">
+            <wp:extent cx="5400000" cy="2424600"/>
+            <wp:docPr id="22" name="Picture 22"/>
+            <wp:cNvGraphicFramePr>
+              <a:graphicFrameLocks noChangeAspect="1"/>
+            </wp:cNvGraphicFramePr>
+            <a:graphic>
+              <a:graphicData uri="http://schemas.openxmlformats.org/drawingml/2006/picture">
+                <pic:pic>
+                  <pic:nvPicPr>
+                    <pic:cNvPr id="0" name="lifecycle-system-to-doc.png"/>
+                    <pic:cNvPicPr/>
+                  </pic:nvPicPr>
+                  <pic:blipFill>
+                    <a:blip r:embed="rId30"/>
+                    <a:stretch>
+                      <a:fillRect/>
+                    </a:stretch>
+                  </pic:blipFill>
+                  <pic:spPr>
+                    <a:xfrm>
+                      <a:off x="0" y="0"/>
+                      <a:ext cx="5400000" cy="2424600"/>
+                    </a:xfrm>
+                    <a:prstGeom prst="rect"/>
+                  </pic:spPr>
+                </pic:pic>
+              </a:graphicData>
+            </a:graphic>
+          </wp:inline>
+        </w:drawing>
+      </w:r>
+    </w:p>
+    <w:p>
+      <w:pPr>
+        <w:jc w:val="center"/>
+      </w:pPr>
+      <w:r>
+        <w:rPr>
+          <w:i/>
+          <w:sz w:val="18"/>
+        </w:rPr>
+        <w:t>Hình minh họa — Vòng đời version: ver1 → CR → duyệt + code xong → ver2</w:t>
       </w:r>
     </w:p>
     <w:p>
@@ -2743,7 +2939,7 @@
         <w:drawing>
           <wp:inline xmlns:a="http://schemas.openxmlformats.org/drawingml/2006/main" xmlns:pic="http://schemas.openxmlformats.org/drawingml/2006/picture">
             <wp:extent cx="2880000" cy="1948822"/>
-            <wp:docPr id="22" name="Picture 22"/>
+            <wp:docPr id="23" name="Picture 23"/>
             <wp:cNvGraphicFramePr>
               <a:graphicFrameLocks noChangeAspect="1"/>
             </wp:cNvGraphicFramePr>
@@ -2755,7 +2951,7 @@
                     <pic:cNvPicPr/>
                   </pic:nvPicPr>
                   <pic:blipFill>
-                    <a:blip r:embed="rId30"/>
+                    <a:blip r:embed="rId31"/>
                     <a:stretch>
                       <a:fillRect/>
                     </a:stretch>
@@ -2794,7 +2990,7 @@
         <w:drawing>
           <wp:inline xmlns:a="http://schemas.openxmlformats.org/drawingml/2006/main" xmlns:pic="http://schemas.openxmlformats.org/drawingml/2006/picture">
             <wp:extent cx="2520000" cy="2386667"/>
-            <wp:docPr id="23" name="Picture 23"/>
+            <wp:docPr id="24" name="Picture 24"/>
             <wp:cNvGraphicFramePr>
               <a:graphicFrameLocks noChangeAspect="1"/>
             </wp:cNvGraphicFramePr>
@@ -2806,7 +3002,7 @@
                     <pic:cNvPicPr/>
                   </pic:nvPicPr>
                   <pic:blipFill>
-                    <a:blip r:embed="rId31"/>
+                    <a:blip r:embed="rId32"/>
                     <a:stretch>
                       <a:fillRect/>
                     </a:stretch>
@@ -2881,12 +3077,12 @@
         <w:pStyle w:val="Heading3"/>
       </w:pPr>
       <w:r>
-        <w:t>5- Đăng nhập không được (trang 1 URL, SPA)</w:t>
+        <w:t>5- AI không tự đăng nhập được</w:t>
       </w:r>
     </w:p>
     <w:p>
       <w:r>
-        <w:t>Báo AI phần tử hiển thị sau khi đăng nhập (VD tên menu) để AI dùng --success-selector.</w:t>
+        <w:t>AI không thử mãi: sau 2 lần (hoặc quá thời gian) AI dừng, mở cửa sổ trình duyệt và nhắn "Bạn đăng nhập tay giúp tôi, xong trả lời 'xong'". Bạn đăng nhập trong cửa sổ đó → AI lưu phiên và quét tiếp. Trang đăng nhập 1 URL (SPA): báo AI phần tử chỉ hiện sau khi đăng nhập (VD tên menu) để AI dùng --success-selector.</w:t>
       </w:r>
     </w:p>
     <w:p>

--- a/ba-kit/system-to-doc/docs/Hướng dẫn sử dụng System to Doc.docx
+++ b/ba-kit/system-to-doc/docs/Hướng dẫn sử dụng System to Doc.docx
@@ -1290,7 +1290,48 @@
               <w:rPr>
                 <w:sz w:val="19"/>
               </w:rPr>
-              <w:t>O1 Danh sách màn hình</w:t>
+              <w:t>O1 Tài liệu tổng hợp</w:t>
+            </w:r>
+          </w:p>
+        </w:tc>
+        <w:tc>
+          <w:tcPr>
+            <w:tcW w:type="dxa" w:w="3324"/>
+          </w:tcPr>
+          <w:p>
+            <w:r>
+              <w:rPr>
+                <w:sz w:val="19"/>
+              </w:rPr>
+              <w:t>docx (nghiệp vụ chính + bảng tổng)</w:t>
+            </w:r>
+          </w:p>
+        </w:tc>
+        <w:tc>
+          <w:tcPr>
+            <w:tcW w:type="dxa" w:w="3324"/>
+          </w:tcPr>
+          <w:p>
+            <w:r>
+              <w:rPr>
+                <w:sz w:val="19"/>
+              </w:rPr>
+              <w:t>01_Overview/Overview_….docx</w:t>
+            </w:r>
+          </w:p>
+        </w:tc>
+      </w:tr>
+      <w:tr>
+        <w:tc>
+          <w:tcPr>
+            <w:tcW w:type="dxa" w:w="3324"/>
+          </w:tcPr>
+          <w:p>
+            <w:r>
+              <w:rPr>
+                <w:sz w:val="19"/>
+              </w:rPr>
+              <w:t>O2 Danh sách màn hình</w:t>
             </w:r>
           </w:p>
         </w:tc>
@@ -1316,7 +1357,7 @@
               <w:rPr>
                 <w:sz w:val="19"/>
               </w:rPr>
-              <w:t>01_Screens/BasicDesign_WEB-01_ver&lt;N&gt;.xlsx</w:t>
+              <w:t>02_Screens/BasicDesign_WEB-01_ver&lt;N&gt;.xlsx</w:t>
             </w:r>
           </w:p>
         </w:tc>
@@ -1331,7 +1372,7 @@
               <w:rPr>
                 <w:sz w:val="19"/>
               </w:rPr>
-              <w:t>O2 API Documentation</w:t>
+              <w:t>O3 API Documentation</w:t>
             </w:r>
           </w:p>
         </w:tc>
@@ -1357,7 +1398,7 @@
               <w:rPr>
                 <w:sz w:val="19"/>
               </w:rPr>
-              <w:t>02_API/</w:t>
+              <w:t>03_API/</w:t>
             </w:r>
           </w:p>
         </w:tc>
@@ -1372,7 +1413,7 @@
               <w:rPr>
                 <w:sz w:val="19"/>
               </w:rPr>
-              <w:t>O3 Database Documentation</w:t>
+              <w:t>O4 Database Documentation</w:t>
             </w:r>
           </w:p>
         </w:tc>
@@ -1398,48 +1439,7 @@
               <w:rPr>
                 <w:sz w:val="19"/>
               </w:rPr>
-              <w:t>03_DB/</w:t>
-            </w:r>
-          </w:p>
-        </w:tc>
-      </w:tr>
-      <w:tr>
-        <w:tc>
-          <w:tcPr>
-            <w:tcW w:type="dxa" w:w="3324"/>
-          </w:tcPr>
-          <w:p>
-            <w:r>
-              <w:rPr>
-                <w:sz w:val="19"/>
-              </w:rPr>
-              <w:t>O4 Design System (tuỳ chọn)</w:t>
-            </w:r>
-          </w:p>
-        </w:tc>
-        <w:tc>
-          <w:tcPr>
-            <w:tcW w:type="dxa" w:w="3324"/>
-          </w:tcPr>
-          <w:p>
-            <w:r>
-              <w:rPr>
-                <w:sz w:val="19"/>
-              </w:rPr>
-              <w:t>link artifact claude.ai + folder</w:t>
-            </w:r>
-          </w:p>
-        </w:tc>
-        <w:tc>
-          <w:tcPr>
-            <w:tcW w:type="dxa" w:w="3324"/>
-          </w:tcPr>
-          <w:p>
-            <w:r>
-              <w:rPr>
-                <w:sz w:val="19"/>
-              </w:rPr>
-              <w:t>04_DesignSystem/ (STATUS.md + project/)</w:t>
+              <w:t>04_DB/</w:t>
             </w:r>
           </w:p>
         </w:tc>
@@ -1495,7 +1495,7 @@
               <w:rPr>
                 <w:sz w:val="19"/>
               </w:rPr>
-              <w:t>O6 Tài liệu tổng hợp</w:t>
+              <w:t>O6 Design System (tuỳ chọn)</w:t>
             </w:r>
           </w:p>
         </w:tc>
@@ -1508,7 +1508,7 @@
               <w:rPr>
                 <w:sz w:val="19"/>
               </w:rPr>
-              <w:t>docx (nghiệp vụ chính + bảng tổng)</w:t>
+              <w:t>link artifact claude.ai + folder</w:t>
             </w:r>
           </w:p>
         </w:tc>
@@ -1521,7 +1521,7 @@
               <w:rPr>
                 <w:sz w:val="19"/>
               </w:rPr>
-              <w:t>06_Overview/Overview_….docx</w:t>
+              <w:t>06_DesignSystem/ (STATUS.md + project/)</w:t>
             </w:r>
           </w:p>
         </w:tc>
@@ -1577,7 +1577,7 @@
               <w:rPr>
                 <w:sz w:val="19"/>
               </w:rPr>
-              <w:t>O9 Hướng dẫn chạy local</w:t>
+              <w:t>O8 Hướng dẫn chạy local</w:t>
             </w:r>
           </w:p>
         </w:tc>
@@ -1603,7 +1603,7 @@
               <w:rPr>
                 <w:sz w:val="19"/>
               </w:rPr>
-              <w:t>09_DevSetup/DevSetup_….md</w:t>
+              <w:t>08_DevSetup/DevSetup_….md</w:t>
             </w:r>
           </w:p>
         </w:tc>
@@ -1667,7 +1667,90 @@
         <w:pStyle w:val="Heading3"/>
       </w:pPr>
       <w:r>
-        <w:t>O1 — Danh sách màn hình (Basic Design xlsx)</w:t>
+        <w:t>O1 — Tài liệu tổng hợp (docx)</w:t>
+      </w:r>
+    </w:p>
+    <w:p>
+      <w:pPr>
+        <w:pStyle w:val="ListBullet"/>
+      </w:pPr>
+      <w:r>
+        <w:t>Dùng để: đọc nhanh hệ thống làm gì, các luồng nghiệp vụ chính (bước đánh số), trạng thái đối tượng chính.</w:t>
+      </w:r>
+    </w:p>
+    <w:p>
+      <w:pPr>
+        <w:pStyle w:val="ListBullet"/>
+      </w:pPr>
+      <w:r>
+        <w:t>Màn hình, API, database chỉ có bảng tổng; danh sách chi tiết ở O2 / O3 / O4. Sơ đồ DB là link Figma.</w:t>
+      </w:r>
+    </w:p>
+    <w:p>
+      <w:pPr>
+        <w:pStyle w:val="ListBullet"/>
+      </w:pPr>
+      <w:r>
+        <w:t>Mở: 01_Overview/Overview_….docx bằng Word.</w:t>
+      </w:r>
+    </w:p>
+    <w:p>
+      <w:pPr>
+        <w:jc w:val="center"/>
+      </w:pPr>
+      <w:r>
+        <w:drawing>
+          <wp:inline xmlns:a="http://schemas.openxmlformats.org/drawingml/2006/main" xmlns:pic="http://schemas.openxmlformats.org/drawingml/2006/picture">
+            <wp:extent cx="3960000" cy="3872000"/>
+            <wp:docPr id="10" name="Picture 10"/>
+            <wp:cNvGraphicFramePr>
+              <a:graphicFrameLocks noChangeAspect="1"/>
+            </wp:cNvGraphicFramePr>
+            <a:graphic>
+              <a:graphicData uri="http://schemas.openxmlformats.org/drawingml/2006/picture">
+                <pic:pic>
+                  <pic:nvPicPr>
+                    <pic:cNvPr id="0" name="output_O6.png"/>
+                    <pic:cNvPicPr/>
+                  </pic:nvPicPr>
+                  <pic:blipFill>
+                    <a:blip r:embed="rId18"/>
+                    <a:stretch>
+                      <a:fillRect/>
+                    </a:stretch>
+                  </pic:blipFill>
+                  <pic:spPr>
+                    <a:xfrm>
+                      <a:off x="0" y="0"/>
+                      <a:ext cx="3960000" cy="3872000"/>
+                    </a:xfrm>
+                    <a:prstGeom prst="rect"/>
+                  </pic:spPr>
+                </pic:pic>
+              </a:graphicData>
+            </a:graphic>
+          </wp:inline>
+        </w:drawing>
+      </w:r>
+    </w:p>
+    <w:p>
+      <w:pPr>
+        <w:jc w:val="center"/>
+      </w:pPr>
+      <w:r>
+        <w:rPr>
+          <w:i/>
+          <w:sz w:val="18"/>
+        </w:rPr>
+        <w:t>Hình minh họa — O1 — tài liệu tổng hợp</w:t>
+      </w:r>
+    </w:p>
+    <w:p>
+      <w:pPr>
+        <w:pStyle w:val="Heading3"/>
+      </w:pPr>
+      <w:r>
+        <w:t>O2 — Danh sách màn hình (Basic Design xlsx)</w:t>
       </w:r>
     </w:p>
     <w:p>
@@ -1702,7 +1785,7 @@
         <w:drawing>
           <wp:inline xmlns:a="http://schemas.openxmlformats.org/drawingml/2006/main" xmlns:pic="http://schemas.openxmlformats.org/drawingml/2006/picture">
             <wp:extent cx="5400000" cy="2305866"/>
-            <wp:docPr id="10" name="Picture 10"/>
+            <wp:docPr id="11" name="Picture 11"/>
             <wp:cNvGraphicFramePr>
               <a:graphicFrameLocks noChangeAspect="1"/>
             </wp:cNvGraphicFramePr>
@@ -1714,7 +1797,7 @@
                     <pic:cNvPicPr/>
                   </pic:nvPicPr>
                   <pic:blipFill>
-                    <a:blip r:embed="rId18"/>
+                    <a:blip r:embed="rId19"/>
                     <a:stretch>
                       <a:fillRect/>
                     </a:stretch>
@@ -1742,7 +1825,7 @@
           <w:i/>
           <w:sz w:val="18"/>
         </w:rPr>
-        <w:t>Hình minh họa — O1 — sheet Screen Index</w:t>
+        <w:t>Hình minh họa — O2 — sheet Screen Index</w:t>
       </w:r>
     </w:p>
     <w:p>
@@ -1750,7 +1833,7 @@
         <w:pStyle w:val="Heading3"/>
       </w:pPr>
       <w:r>
-        <w:t>O2 — API Documentation (xlsx)</w:t>
+        <w:t>O3 — API Documentation (xlsx)</w:t>
       </w:r>
     </w:p>
     <w:p>
@@ -1777,7 +1860,7 @@
         <w:drawing>
           <wp:inline xmlns:a="http://schemas.openxmlformats.org/drawingml/2006/main" xmlns:pic="http://schemas.openxmlformats.org/drawingml/2006/picture">
             <wp:extent cx="5400000" cy="2304198"/>
-            <wp:docPr id="11" name="Picture 11"/>
+            <wp:docPr id="12" name="Picture 12"/>
             <wp:cNvGraphicFramePr>
               <a:graphicFrameLocks noChangeAspect="1"/>
             </wp:cNvGraphicFramePr>
@@ -1789,7 +1872,7 @@
                     <pic:cNvPicPr/>
                   </pic:nvPicPr>
                   <pic:blipFill>
-                    <a:blip r:embed="rId19"/>
+                    <a:blip r:embed="rId20"/>
                     <a:stretch>
                       <a:fillRect/>
                     </a:stretch>
@@ -1817,7 +1900,7 @@
           <w:i/>
           <w:sz w:val="18"/>
         </w:rPr>
-        <w:t>Hình minh họa — O2 — sheet 00_Index</w:t>
+        <w:t>Hình minh họa — O3 — sheet 00_Index</w:t>
       </w:r>
     </w:p>
     <w:p>
@@ -1825,7 +1908,7 @@
         <w:pStyle w:val="Heading3"/>
       </w:pPr>
       <w:r>
-        <w:t>O3 — Database Documentation (xlsx + ERD)</w:t>
+        <w:t>O4 — Database Documentation (xlsx + ERD)</w:t>
       </w:r>
     </w:p>
     <w:p>
@@ -1852,7 +1935,7 @@
         <w:drawing>
           <wp:inline xmlns:a="http://schemas.openxmlformats.org/drawingml/2006/main" xmlns:pic="http://schemas.openxmlformats.org/drawingml/2006/picture">
             <wp:extent cx="5400000" cy="2293608"/>
-            <wp:docPr id="12" name="Picture 12"/>
+            <wp:docPr id="13" name="Picture 13"/>
             <wp:cNvGraphicFramePr>
               <a:graphicFrameLocks noChangeAspect="1"/>
             </wp:cNvGraphicFramePr>
@@ -1864,7 +1947,7 @@
                     <pic:cNvPicPr/>
                   </pic:nvPicPr>
                   <pic:blipFill>
-                    <a:blip r:embed="rId20"/>
+                    <a:blip r:embed="rId21"/>
                     <a:stretch>
                       <a:fillRect/>
                     </a:stretch>
@@ -1892,90 +1975,7 @@
           <w:i/>
           <w:sz w:val="18"/>
         </w:rPr>
-        <w:t>Hình minh họa — O3 — sheet 02_ERD</w:t>
-      </w:r>
-    </w:p>
-    <w:p>
-      <w:pPr>
-        <w:pStyle w:val="Heading3"/>
-      </w:pPr>
-      <w:r>
-        <w:t>O4 — Design System (tuỳ chọn, link artifact claude.ai)</w:t>
-      </w:r>
-    </w:p>
-    <w:p>
-      <w:pPr>
-        <w:pStyle w:val="ListBullet"/>
-      </w:pPr>
-      <w:r>
-        <w:t>Dùng để: tra màu, chữ, spacing, component có preview của hệ thống cũ — dùng lại khi làm màn mới (cùng chuẩn với designer-kit).</w:t>
-      </w:r>
-    </w:p>
-    <w:p>
-      <w:pPr>
-        <w:pStyle w:val="ListBullet"/>
-      </w:pPr>
-      <w:r>
-        <w:t>Mở: link artifact private AI in ra (VD https://claude.ai/artifact/L6VfhzcbZmpfo1wfpYoD2E); bản file nằm ở 04_DesignSystem/.</w:t>
-      </w:r>
-    </w:p>
-    <w:p>
-      <w:pPr>
-        <w:pStyle w:val="ListBullet"/>
-      </w:pPr>
-      <w:r>
-        <w:t>Nhiều website: chỉ khác màu → 1 Design System mỗi site 1 theme; khác cả phong cách → mỗi site 1 link riêng.</w:t>
-      </w:r>
-    </w:p>
-    <w:p>
-      <w:pPr>
-        <w:jc w:val="center"/>
-      </w:pPr>
-      <w:r>
-        <w:drawing>
-          <wp:inline xmlns:a="http://schemas.openxmlformats.org/drawingml/2006/main" xmlns:pic="http://schemas.openxmlformats.org/drawingml/2006/picture">
-            <wp:extent cx="5400000" cy="2703673"/>
-            <wp:docPr id="13" name="Picture 13"/>
-            <wp:cNvGraphicFramePr>
-              <a:graphicFrameLocks noChangeAspect="1"/>
-            </wp:cNvGraphicFramePr>
-            <a:graphic>
-              <a:graphicData uri="http://schemas.openxmlformats.org/drawingml/2006/picture">
-                <pic:pic>
-                  <pic:nvPicPr>
-                    <pic:cNvPr id="0" name="output_O4.png"/>
-                    <pic:cNvPicPr/>
-                  </pic:nvPicPr>
-                  <pic:blipFill>
-                    <a:blip r:embed="rId21"/>
-                    <a:stretch>
-                      <a:fillRect/>
-                    </a:stretch>
-                  </pic:blipFill>
-                  <pic:spPr>
-                    <a:xfrm>
-                      <a:off x="0" y="0"/>
-                      <a:ext cx="5400000" cy="2703673"/>
-                    </a:xfrm>
-                    <a:prstGeom prst="rect"/>
-                  </pic:spPr>
-                </pic:pic>
-              </a:graphicData>
-            </a:graphic>
-          </wp:inline>
-        </w:drawing>
-      </w:r>
-    </w:p>
-    <w:p>
-      <w:pPr>
-        <w:jc w:val="center"/>
-      </w:pPr>
-      <w:r>
-        <w:rPr>
-          <w:i/>
-          <w:sz w:val="18"/>
-        </w:rPr>
-        <w:t>Hình minh họa — O4 — trang Components của artifact Design System</w:t>
+        <w:t>Hình minh họa — O4 — sheet 02_ERD</w:t>
       </w:r>
     </w:p>
     <w:p>
@@ -2058,7 +2058,7 @@
         <w:pStyle w:val="Heading3"/>
       </w:pPr>
       <w:r>
-        <w:t>O6 — Tài liệu tổng hợp (docx)</w:t>
+        <w:t>O6 — Design System (tuỳ chọn, link artifact claude.ai)</w:t>
       </w:r>
     </w:p>
     <w:p>
@@ -2066,7 +2066,7 @@
         <w:pStyle w:val="ListBullet"/>
       </w:pPr>
       <w:r>
-        <w:t>Dùng để: đọc nhanh hệ thống làm gì, các luồng nghiệp vụ chính (bước đánh số), trạng thái đối tượng chính.</w:t>
+        <w:t>Dùng để: tra màu, chữ, spacing, component có preview của hệ thống cũ — dùng lại khi làm màn mới (cùng chuẩn với designer-kit).</w:t>
       </w:r>
     </w:p>
     <w:p>
@@ -2074,7 +2074,7 @@
         <w:pStyle w:val="ListBullet"/>
       </w:pPr>
       <w:r>
-        <w:t>Màn hình, API, database chỉ có bảng tổng; danh sách chi tiết ở O1 / O2 / O3. Sơ đồ DB là link Figma.</w:t>
+        <w:t>Mở: link artifact private AI in ra (VD https://claude.ai/artifact/L6VfhzcbZmpfo1wfpYoD2E); bản file nằm ở 06_DesignSystem/.</w:t>
       </w:r>
     </w:p>
     <w:p>
@@ -2082,7 +2082,7 @@
         <w:pStyle w:val="ListBullet"/>
       </w:pPr>
       <w:r>
-        <w:t>Mở: 06_Overview/Overview_….docx bằng Word.</w:t>
+        <w:t>Nhiều website: chỉ khác màu → 1 Design System mỗi site 1 theme; khác cả phong cách → mỗi site 1 link riêng.</w:t>
       </w:r>
     </w:p>
     <w:p>
@@ -2092,7 +2092,7 @@
       <w:r>
         <w:drawing>
           <wp:inline xmlns:a="http://schemas.openxmlformats.org/drawingml/2006/main" xmlns:pic="http://schemas.openxmlformats.org/drawingml/2006/picture">
-            <wp:extent cx="3960000" cy="3872000"/>
+            <wp:extent cx="5400000" cy="2703673"/>
             <wp:docPr id="15" name="Picture 15"/>
             <wp:cNvGraphicFramePr>
               <a:graphicFrameLocks noChangeAspect="1"/>
@@ -2101,7 +2101,7 @@
               <a:graphicData uri="http://schemas.openxmlformats.org/drawingml/2006/picture">
                 <pic:pic>
                   <pic:nvPicPr>
-                    <pic:cNvPr id="0" name="output_O6.png"/>
+                    <pic:cNvPr id="0" name="output_O4.png"/>
                     <pic:cNvPicPr/>
                   </pic:nvPicPr>
                   <pic:blipFill>
@@ -2113,7 +2113,7 @@
                   <pic:spPr>
                     <a:xfrm>
                       <a:off x="0" y="0"/>
-                      <a:ext cx="3960000" cy="3872000"/>
+                      <a:ext cx="5400000" cy="2703673"/>
                     </a:xfrm>
                     <a:prstGeom prst="rect"/>
                   </pic:spPr>
@@ -2133,7 +2133,7 @@
           <w:i/>
           <w:sz w:val="18"/>
         </w:rPr>
-        <w:t>Hình minh họa — O6 — tài liệu tổng hợp</w:t>
+        <w:t>Hình minh họa — O6 — trang Components của artifact Design System</w:t>
       </w:r>
     </w:p>
     <w:p>
@@ -2232,7 +2232,7 @@
         <w:pStyle w:val="Heading3"/>
       </w:pPr>
       <w:r>
-        <w:t>O9 — Hướng dẫn chạy local (md, cho dev)</w:t>
+        <w:t>O8 — Hướng dẫn chạy local (md, cho dev)</w:t>
       </w:r>
     </w:p>
     <w:p>
@@ -2256,7 +2256,7 @@
         <w:pStyle w:val="ListBullet"/>
       </w:pPr>
       <w:r>
-        <w:t>Mở: 09_DevSetup/DevSetup_….md.</w:t>
+        <w:t>Mở: 08_DevSetup/DevSetup_….md.</w:t>
       </w:r>
     </w:p>
     <w:p>

--- a/ba-kit/system-to-doc/docs/Hướng dẫn sử dụng System to Doc.docx
+++ b/ba-kit/system-to-doc/docs/Hướng dẫn sử dụng System to Doc.docx
@@ -1331,7 +1331,130 @@
               <w:rPr>
                 <w:sz w:val="19"/>
               </w:rPr>
-              <w:t>O2 Danh sách màn hình</w:t>
+              <w:t>O2 API Documentation</w:t>
+            </w:r>
+          </w:p>
+        </w:tc>
+        <w:tc>
+          <w:tcPr>
+            <w:tcW w:type="dxa" w:w="3324"/>
+          </w:tcPr>
+          <w:p>
+            <w:r>
+              <w:rPr>
+                <w:sz w:val="19"/>
+              </w:rPr>
+              <w:t>xlsx</w:t>
+            </w:r>
+          </w:p>
+        </w:tc>
+        <w:tc>
+          <w:tcPr>
+            <w:tcW w:type="dxa" w:w="3324"/>
+          </w:tcPr>
+          <w:p>
+            <w:r>
+              <w:rPr>
+                <w:sz w:val="19"/>
+              </w:rPr>
+              <w:t>02_API/</w:t>
+            </w:r>
+          </w:p>
+        </w:tc>
+      </w:tr>
+      <w:tr>
+        <w:tc>
+          <w:tcPr>
+            <w:tcW w:type="dxa" w:w="3324"/>
+          </w:tcPr>
+          <w:p>
+            <w:r>
+              <w:rPr>
+                <w:sz w:val="19"/>
+              </w:rPr>
+              <w:t>O3 Database Documentation</w:t>
+            </w:r>
+          </w:p>
+        </w:tc>
+        <w:tc>
+          <w:tcPr>
+            <w:tcW w:type="dxa" w:w="3324"/>
+          </w:tcPr>
+          <w:p>
+            <w:r>
+              <w:rPr>
+                <w:sz w:val="19"/>
+              </w:rPr>
+              <w:t>xlsx + png ERD</w:t>
+            </w:r>
+          </w:p>
+        </w:tc>
+        <w:tc>
+          <w:tcPr>
+            <w:tcW w:type="dxa" w:w="3324"/>
+          </w:tcPr>
+          <w:p>
+            <w:r>
+              <w:rPr>
+                <w:sz w:val="19"/>
+              </w:rPr>
+              <w:t>03_DB/</w:t>
+            </w:r>
+          </w:p>
+        </w:tc>
+      </w:tr>
+      <w:tr>
+        <w:tc>
+          <w:tcPr>
+            <w:tcW w:type="dxa" w:w="3324"/>
+          </w:tcPr>
+          <w:p>
+            <w:r>
+              <w:rPr>
+                <w:sz w:val="19"/>
+              </w:rPr>
+              <w:t>O4 Figma flow</w:t>
+            </w:r>
+          </w:p>
+        </w:tc>
+        <w:tc>
+          <w:tcPr>
+            <w:tcW w:type="dxa" w:w="3324"/>
+          </w:tcPr>
+          <w:p>
+            <w:r>
+              <w:rPr>
+                <w:sz w:val="19"/>
+              </w:rPr>
+              <w:t>link Figma</w:t>
+            </w:r>
+          </w:p>
+        </w:tc>
+        <w:tc>
+          <w:tcPr>
+            <w:tcW w:type="dxa" w:w="3324"/>
+          </w:tcPr>
+          <w:p>
+            <w:r>
+              <w:rPr>
+                <w:sz w:val="19"/>
+              </w:rPr>
+              <w:t>04_Figma/figma-links.md</w:t>
+            </w:r>
+          </w:p>
+        </w:tc>
+      </w:tr>
+      <w:tr>
+        <w:tc>
+          <w:tcPr>
+            <w:tcW w:type="dxa" w:w="3324"/>
+          </w:tcPr>
+          <w:p>
+            <w:r>
+              <w:rPr>
+                <w:sz w:val="19"/>
+              </w:rPr>
+              <w:t>O5 Danh sách màn hình</w:t>
             </w:r>
           </w:p>
         </w:tc>
@@ -1357,130 +1480,7 @@
               <w:rPr>
                 <w:sz w:val="19"/>
               </w:rPr>
-              <w:t>02_Screens/BasicDesign_WEB-01_ver&lt;N&gt;.xlsx</w:t>
-            </w:r>
-          </w:p>
-        </w:tc>
-      </w:tr>
-      <w:tr>
-        <w:tc>
-          <w:tcPr>
-            <w:tcW w:type="dxa" w:w="3324"/>
-          </w:tcPr>
-          <w:p>
-            <w:r>
-              <w:rPr>
-                <w:sz w:val="19"/>
-              </w:rPr>
-              <w:t>O3 API Documentation</w:t>
-            </w:r>
-          </w:p>
-        </w:tc>
-        <w:tc>
-          <w:tcPr>
-            <w:tcW w:type="dxa" w:w="3324"/>
-          </w:tcPr>
-          <w:p>
-            <w:r>
-              <w:rPr>
-                <w:sz w:val="19"/>
-              </w:rPr>
-              <w:t>xlsx</w:t>
-            </w:r>
-          </w:p>
-        </w:tc>
-        <w:tc>
-          <w:tcPr>
-            <w:tcW w:type="dxa" w:w="3324"/>
-          </w:tcPr>
-          <w:p>
-            <w:r>
-              <w:rPr>
-                <w:sz w:val="19"/>
-              </w:rPr>
-              <w:t>03_API/</w:t>
-            </w:r>
-          </w:p>
-        </w:tc>
-      </w:tr>
-      <w:tr>
-        <w:tc>
-          <w:tcPr>
-            <w:tcW w:type="dxa" w:w="3324"/>
-          </w:tcPr>
-          <w:p>
-            <w:r>
-              <w:rPr>
-                <w:sz w:val="19"/>
-              </w:rPr>
-              <w:t>O4 Database Documentation</w:t>
-            </w:r>
-          </w:p>
-        </w:tc>
-        <w:tc>
-          <w:tcPr>
-            <w:tcW w:type="dxa" w:w="3324"/>
-          </w:tcPr>
-          <w:p>
-            <w:r>
-              <w:rPr>
-                <w:sz w:val="19"/>
-              </w:rPr>
-              <w:t>xlsx + png ERD</w:t>
-            </w:r>
-          </w:p>
-        </w:tc>
-        <w:tc>
-          <w:tcPr>
-            <w:tcW w:type="dxa" w:w="3324"/>
-          </w:tcPr>
-          <w:p>
-            <w:r>
-              <w:rPr>
-                <w:sz w:val="19"/>
-              </w:rPr>
-              <w:t>04_DB/</w:t>
-            </w:r>
-          </w:p>
-        </w:tc>
-      </w:tr>
-      <w:tr>
-        <w:tc>
-          <w:tcPr>
-            <w:tcW w:type="dxa" w:w="3324"/>
-          </w:tcPr>
-          <w:p>
-            <w:r>
-              <w:rPr>
-                <w:sz w:val="19"/>
-              </w:rPr>
-              <w:t>O5 Figma flow</w:t>
-            </w:r>
-          </w:p>
-        </w:tc>
-        <w:tc>
-          <w:tcPr>
-            <w:tcW w:type="dxa" w:w="3324"/>
-          </w:tcPr>
-          <w:p>
-            <w:r>
-              <w:rPr>
-                <w:sz w:val="19"/>
-              </w:rPr>
-              <w:t>link Figma</w:t>
-            </w:r>
-          </w:p>
-        </w:tc>
-        <w:tc>
-          <w:tcPr>
-            <w:tcW w:type="dxa" w:w="3324"/>
-          </w:tcPr>
-          <w:p>
-            <w:r>
-              <w:rPr>
-                <w:sz w:val="19"/>
-              </w:rPr>
-              <w:t>05_Figma/figma-links.md</w:t>
+              <w:t>05_BasicDesign/BasicDesign_WEB-01_ver&lt;N&gt;.xlsx</w:t>
             </w:r>
           </w:p>
         </w:tc>
@@ -1683,7 +1683,7 @@
         <w:pStyle w:val="ListBullet"/>
       </w:pPr>
       <w:r>
-        <w:t>Màn hình, API, database chỉ có bảng tổng; danh sách chi tiết ở O2 / O3 / O4. Sơ đồ DB là link Figma.</w:t>
+        <w:t>Màn hình, API, database chỉ có bảng tổng; danh sách chi tiết ở O5 / O2 / O3. Sơ đồ DB là link Figma.</w:t>
       </w:r>
     </w:p>
     <w:p>
@@ -1750,7 +1750,232 @@
         <w:pStyle w:val="Heading3"/>
       </w:pPr>
       <w:r>
-        <w:t>O2 — Danh sách màn hình (Basic Design xlsx)</w:t>
+        <w:t>O2 — API Documentation (xlsx)</w:t>
+      </w:r>
+    </w:p>
+    <w:p>
+      <w:pPr>
+        <w:pStyle w:val="ListBullet"/>
+      </w:pPr>
+      <w:r>
+        <w:t>Dùng để: tra mọi API / batch theo group — làm gì, method, request, response, màn nào gọi.</w:t>
+      </w:r>
+    </w:p>
+    <w:p>
+      <w:pPr>
+        <w:pStyle w:val="ListBullet"/>
+      </w:pPr>
+      <w:r>
+        <w:t>Mở: sheet 00_Index → bấm API ID để tới block chi tiết.</w:t>
+      </w:r>
+    </w:p>
+    <w:p>
+      <w:pPr>
+        <w:jc w:val="center"/>
+      </w:pPr>
+      <w:r>
+        <w:drawing>
+          <wp:inline xmlns:a="http://schemas.openxmlformats.org/drawingml/2006/main" xmlns:pic="http://schemas.openxmlformats.org/drawingml/2006/picture">
+            <wp:extent cx="5400000" cy="2304198"/>
+            <wp:docPr id="11" name="Picture 11"/>
+            <wp:cNvGraphicFramePr>
+              <a:graphicFrameLocks noChangeAspect="1"/>
+            </wp:cNvGraphicFramePr>
+            <a:graphic>
+              <a:graphicData uri="http://schemas.openxmlformats.org/drawingml/2006/picture">
+                <pic:pic>
+                  <pic:nvPicPr>
+                    <pic:cNvPr id="0" name="output_O2.png"/>
+                    <pic:cNvPicPr/>
+                  </pic:nvPicPr>
+                  <pic:blipFill>
+                    <a:blip r:embed="rId19"/>
+                    <a:stretch>
+                      <a:fillRect/>
+                    </a:stretch>
+                  </pic:blipFill>
+                  <pic:spPr>
+                    <a:xfrm>
+                      <a:off x="0" y="0"/>
+                      <a:ext cx="5400000" cy="2304198"/>
+                    </a:xfrm>
+                    <a:prstGeom prst="rect"/>
+                  </pic:spPr>
+                </pic:pic>
+              </a:graphicData>
+            </a:graphic>
+          </wp:inline>
+        </w:drawing>
+      </w:r>
+    </w:p>
+    <w:p>
+      <w:pPr>
+        <w:jc w:val="center"/>
+      </w:pPr>
+      <w:r>
+        <w:rPr>
+          <w:i/>
+          <w:sz w:val="18"/>
+        </w:rPr>
+        <w:t>Hình minh họa — O2 — sheet 00_Index</w:t>
+      </w:r>
+    </w:p>
+    <w:p>
+      <w:pPr>
+        <w:pStyle w:val="Heading3"/>
+      </w:pPr>
+      <w:r>
+        <w:t>O3 — Database Documentation (xlsx + ERD)</w:t>
+      </w:r>
+    </w:p>
+    <w:p>
+      <w:pPr>
+        <w:pStyle w:val="ListBullet"/>
+      </w:pPr>
+      <w:r>
+        <w:t>Dùng để: xem các bảng, quan hệ, từng cột (kiểu, format, giới hạn, mục đích).</w:t>
+      </w:r>
+    </w:p>
+    <w:p>
+      <w:pPr>
+        <w:pStyle w:val="ListBullet"/>
+      </w:pPr>
+      <w:r>
+        <w:t>Mở: sheet 00_Overview → 02_ERD (sơ đồ) → mỗi bảng 1 sheet T_…</w:t>
+      </w:r>
+    </w:p>
+    <w:p>
+      <w:pPr>
+        <w:jc w:val="center"/>
+      </w:pPr>
+      <w:r>
+        <w:drawing>
+          <wp:inline xmlns:a="http://schemas.openxmlformats.org/drawingml/2006/main" xmlns:pic="http://schemas.openxmlformats.org/drawingml/2006/picture">
+            <wp:extent cx="5400000" cy="2293608"/>
+            <wp:docPr id="12" name="Picture 12"/>
+            <wp:cNvGraphicFramePr>
+              <a:graphicFrameLocks noChangeAspect="1"/>
+            </wp:cNvGraphicFramePr>
+            <a:graphic>
+              <a:graphicData uri="http://schemas.openxmlformats.org/drawingml/2006/picture">
+                <pic:pic>
+                  <pic:nvPicPr>
+                    <pic:cNvPr id="0" name="output_O3.png"/>
+                    <pic:cNvPicPr/>
+                  </pic:nvPicPr>
+                  <pic:blipFill>
+                    <a:blip r:embed="rId20"/>
+                    <a:stretch>
+                      <a:fillRect/>
+                    </a:stretch>
+                  </pic:blipFill>
+                  <pic:spPr>
+                    <a:xfrm>
+                      <a:off x="0" y="0"/>
+                      <a:ext cx="5400000" cy="2293608"/>
+                    </a:xfrm>
+                    <a:prstGeom prst="rect"/>
+                  </pic:spPr>
+                </pic:pic>
+              </a:graphicData>
+            </a:graphic>
+          </wp:inline>
+        </w:drawing>
+      </w:r>
+    </w:p>
+    <w:p>
+      <w:pPr>
+        <w:jc w:val="center"/>
+      </w:pPr>
+      <w:r>
+        <w:rPr>
+          <w:i/>
+          <w:sz w:val="18"/>
+        </w:rPr>
+        <w:t>Hình minh họa — O3 — sheet 02_ERD</w:t>
+      </w:r>
+    </w:p>
+    <w:p>
+      <w:pPr>
+        <w:pStyle w:val="Heading3"/>
+      </w:pPr>
+      <w:r>
+        <w:t>O4 — Figma flow</w:t>
+      </w:r>
+    </w:p>
+    <w:p>
+      <w:pPr>
+        <w:pStyle w:val="ListBullet"/>
+      </w:pPr>
+      <w:r>
+        <w:t>Dùng để: xem Flow tổng quan + Screen flow (màn nào dẫn tới màn nào, nhánh lỗi / edge).</w:t>
+      </w:r>
+    </w:p>
+    <w:p>
+      <w:pPr>
+        <w:pStyle w:val="ListBullet"/>
+      </w:pPr>
+      <w:r>
+        <w:t>Mở: link trong 04_Figma/figma-links.md.</w:t>
+      </w:r>
+    </w:p>
+    <w:p>
+      <w:pPr>
+        <w:jc w:val="center"/>
+      </w:pPr>
+      <w:r>
+        <w:drawing>
+          <wp:inline xmlns:a="http://schemas.openxmlformats.org/drawingml/2006/main" xmlns:pic="http://schemas.openxmlformats.org/drawingml/2006/picture">
+            <wp:extent cx="5400000" cy="2843265"/>
+            <wp:docPr id="13" name="Picture 13"/>
+            <wp:cNvGraphicFramePr>
+              <a:graphicFrameLocks noChangeAspect="1"/>
+            </wp:cNvGraphicFramePr>
+            <a:graphic>
+              <a:graphicData uri="http://schemas.openxmlformats.org/drawingml/2006/picture">
+                <pic:pic>
+                  <pic:nvPicPr>
+                    <pic:cNvPr id="0" name="output_O5.png"/>
+                    <pic:cNvPicPr/>
+                  </pic:nvPicPr>
+                  <pic:blipFill>
+                    <a:blip r:embed="rId21"/>
+                    <a:stretch>
+                      <a:fillRect/>
+                    </a:stretch>
+                  </pic:blipFill>
+                  <pic:spPr>
+                    <a:xfrm>
+                      <a:off x="0" y="0"/>
+                      <a:ext cx="5400000" cy="2843265"/>
+                    </a:xfrm>
+                    <a:prstGeom prst="rect"/>
+                  </pic:spPr>
+                </pic:pic>
+              </a:graphicData>
+            </a:graphic>
+          </wp:inline>
+        </w:drawing>
+      </w:r>
+    </w:p>
+    <w:p>
+      <w:pPr>
+        <w:jc w:val="center"/>
+      </w:pPr>
+      <w:r>
+        <w:rPr>
+          <w:i/>
+          <w:sz w:val="18"/>
+        </w:rPr>
+        <w:t>Hình minh họa — O4 — Screen flow trên Figma</w:t>
+      </w:r>
+    </w:p>
+    <w:p>
+      <w:pPr>
+        <w:pStyle w:val="Heading3"/>
+      </w:pPr>
+      <w:r>
+        <w:t>O5 — Danh sách màn hình (Basic Design xlsx)</w:t>
       </w:r>
     </w:p>
     <w:p>
@@ -1785,7 +2010,7 @@
         <w:drawing>
           <wp:inline xmlns:a="http://schemas.openxmlformats.org/drawingml/2006/main" xmlns:pic="http://schemas.openxmlformats.org/drawingml/2006/picture">
             <wp:extent cx="5400000" cy="2305866"/>
-            <wp:docPr id="11" name="Picture 11"/>
+            <wp:docPr id="14" name="Picture 14"/>
             <wp:cNvGraphicFramePr>
               <a:graphicFrameLocks noChangeAspect="1"/>
             </wp:cNvGraphicFramePr>
@@ -1797,7 +2022,7 @@
                     <pic:cNvPicPr/>
                   </pic:nvPicPr>
                   <pic:blipFill>
-                    <a:blip r:embed="rId19"/>
+                    <a:blip r:embed="rId22"/>
                     <a:stretch>
                       <a:fillRect/>
                     </a:stretch>
@@ -1825,232 +2050,7 @@
           <w:i/>
           <w:sz w:val="18"/>
         </w:rPr>
-        <w:t>Hình minh họa — O2 — sheet Screen Index</w:t>
-      </w:r>
-    </w:p>
-    <w:p>
-      <w:pPr>
-        <w:pStyle w:val="Heading3"/>
-      </w:pPr>
-      <w:r>
-        <w:t>O3 — API Documentation (xlsx)</w:t>
-      </w:r>
-    </w:p>
-    <w:p>
-      <w:pPr>
-        <w:pStyle w:val="ListBullet"/>
-      </w:pPr>
-      <w:r>
-        <w:t>Dùng để: tra mọi API / batch theo group — làm gì, method, request, response, màn nào gọi.</w:t>
-      </w:r>
-    </w:p>
-    <w:p>
-      <w:pPr>
-        <w:pStyle w:val="ListBullet"/>
-      </w:pPr>
-      <w:r>
-        <w:t>Mở: sheet 00_Index → bấm API ID để tới block chi tiết.</w:t>
-      </w:r>
-    </w:p>
-    <w:p>
-      <w:pPr>
-        <w:jc w:val="center"/>
-      </w:pPr>
-      <w:r>
-        <w:drawing>
-          <wp:inline xmlns:a="http://schemas.openxmlformats.org/drawingml/2006/main" xmlns:pic="http://schemas.openxmlformats.org/drawingml/2006/picture">
-            <wp:extent cx="5400000" cy="2304198"/>
-            <wp:docPr id="12" name="Picture 12"/>
-            <wp:cNvGraphicFramePr>
-              <a:graphicFrameLocks noChangeAspect="1"/>
-            </wp:cNvGraphicFramePr>
-            <a:graphic>
-              <a:graphicData uri="http://schemas.openxmlformats.org/drawingml/2006/picture">
-                <pic:pic>
-                  <pic:nvPicPr>
-                    <pic:cNvPr id="0" name="output_O2.png"/>
-                    <pic:cNvPicPr/>
-                  </pic:nvPicPr>
-                  <pic:blipFill>
-                    <a:blip r:embed="rId20"/>
-                    <a:stretch>
-                      <a:fillRect/>
-                    </a:stretch>
-                  </pic:blipFill>
-                  <pic:spPr>
-                    <a:xfrm>
-                      <a:off x="0" y="0"/>
-                      <a:ext cx="5400000" cy="2304198"/>
-                    </a:xfrm>
-                    <a:prstGeom prst="rect"/>
-                  </pic:spPr>
-                </pic:pic>
-              </a:graphicData>
-            </a:graphic>
-          </wp:inline>
-        </w:drawing>
-      </w:r>
-    </w:p>
-    <w:p>
-      <w:pPr>
-        <w:jc w:val="center"/>
-      </w:pPr>
-      <w:r>
-        <w:rPr>
-          <w:i/>
-          <w:sz w:val="18"/>
-        </w:rPr>
-        <w:t>Hình minh họa — O3 — sheet 00_Index</w:t>
-      </w:r>
-    </w:p>
-    <w:p>
-      <w:pPr>
-        <w:pStyle w:val="Heading3"/>
-      </w:pPr>
-      <w:r>
-        <w:t>O4 — Database Documentation (xlsx + ERD)</w:t>
-      </w:r>
-    </w:p>
-    <w:p>
-      <w:pPr>
-        <w:pStyle w:val="ListBullet"/>
-      </w:pPr>
-      <w:r>
-        <w:t>Dùng để: xem các bảng, quan hệ, từng cột (kiểu, format, giới hạn, mục đích).</w:t>
-      </w:r>
-    </w:p>
-    <w:p>
-      <w:pPr>
-        <w:pStyle w:val="ListBullet"/>
-      </w:pPr>
-      <w:r>
-        <w:t>Mở: sheet 00_Overview → 02_ERD (sơ đồ) → mỗi bảng 1 sheet T_…</w:t>
-      </w:r>
-    </w:p>
-    <w:p>
-      <w:pPr>
-        <w:jc w:val="center"/>
-      </w:pPr>
-      <w:r>
-        <w:drawing>
-          <wp:inline xmlns:a="http://schemas.openxmlformats.org/drawingml/2006/main" xmlns:pic="http://schemas.openxmlformats.org/drawingml/2006/picture">
-            <wp:extent cx="5400000" cy="2293608"/>
-            <wp:docPr id="13" name="Picture 13"/>
-            <wp:cNvGraphicFramePr>
-              <a:graphicFrameLocks noChangeAspect="1"/>
-            </wp:cNvGraphicFramePr>
-            <a:graphic>
-              <a:graphicData uri="http://schemas.openxmlformats.org/drawingml/2006/picture">
-                <pic:pic>
-                  <pic:nvPicPr>
-                    <pic:cNvPr id="0" name="output_O3.png"/>
-                    <pic:cNvPicPr/>
-                  </pic:nvPicPr>
-                  <pic:blipFill>
-                    <a:blip r:embed="rId21"/>
-                    <a:stretch>
-                      <a:fillRect/>
-                    </a:stretch>
-                  </pic:blipFill>
-                  <pic:spPr>
-                    <a:xfrm>
-                      <a:off x="0" y="0"/>
-                      <a:ext cx="5400000" cy="2293608"/>
-                    </a:xfrm>
-                    <a:prstGeom prst="rect"/>
-                  </pic:spPr>
-                </pic:pic>
-              </a:graphicData>
-            </a:graphic>
-          </wp:inline>
-        </w:drawing>
-      </w:r>
-    </w:p>
-    <w:p>
-      <w:pPr>
-        <w:jc w:val="center"/>
-      </w:pPr>
-      <w:r>
-        <w:rPr>
-          <w:i/>
-          <w:sz w:val="18"/>
-        </w:rPr>
-        <w:t>Hình minh họa — O4 — sheet 02_ERD</w:t>
-      </w:r>
-    </w:p>
-    <w:p>
-      <w:pPr>
-        <w:pStyle w:val="Heading3"/>
-      </w:pPr>
-      <w:r>
-        <w:t>O5 — Figma flow</w:t>
-      </w:r>
-    </w:p>
-    <w:p>
-      <w:pPr>
-        <w:pStyle w:val="ListBullet"/>
-      </w:pPr>
-      <w:r>
-        <w:t>Dùng để: xem Flow tổng quan + Screen flow (màn nào dẫn tới màn nào, nhánh lỗi / edge).</w:t>
-      </w:r>
-    </w:p>
-    <w:p>
-      <w:pPr>
-        <w:pStyle w:val="ListBullet"/>
-      </w:pPr>
-      <w:r>
-        <w:t>Mở: link trong 05_Figma/figma-links.md.</w:t>
-      </w:r>
-    </w:p>
-    <w:p>
-      <w:pPr>
-        <w:jc w:val="center"/>
-      </w:pPr>
-      <w:r>
-        <w:drawing>
-          <wp:inline xmlns:a="http://schemas.openxmlformats.org/drawingml/2006/main" xmlns:pic="http://schemas.openxmlformats.org/drawingml/2006/picture">
-            <wp:extent cx="5400000" cy="2843265"/>
-            <wp:docPr id="14" name="Picture 14"/>
-            <wp:cNvGraphicFramePr>
-              <a:graphicFrameLocks noChangeAspect="1"/>
-            </wp:cNvGraphicFramePr>
-            <a:graphic>
-              <a:graphicData uri="http://schemas.openxmlformats.org/drawingml/2006/picture">
-                <pic:pic>
-                  <pic:nvPicPr>
-                    <pic:cNvPr id="0" name="output_O5.png"/>
-                    <pic:cNvPicPr/>
-                  </pic:nvPicPr>
-                  <pic:blipFill>
-                    <a:blip r:embed="rId22"/>
-                    <a:stretch>
-                      <a:fillRect/>
-                    </a:stretch>
-                  </pic:blipFill>
-                  <pic:spPr>
-                    <a:xfrm>
-                      <a:off x="0" y="0"/>
-                      <a:ext cx="5400000" cy="2843265"/>
-                    </a:xfrm>
-                    <a:prstGeom prst="rect"/>
-                  </pic:spPr>
-                </pic:pic>
-              </a:graphicData>
-            </a:graphic>
-          </wp:inline>
-        </w:drawing>
-      </w:r>
-    </w:p>
-    <w:p>
-      <w:pPr>
-        <w:jc w:val="center"/>
-      </w:pPr>
-      <w:r>
-        <w:rPr>
-          <w:i/>
-          <w:sz w:val="18"/>
-        </w:rPr>
-        <w:t>Hình minh họa — O5 — Screen flow trên Figma</w:t>
+        <w:t>Hình minh họa — O5 — sheet Screen Index</w:t>
       </w:r>
     </w:p>
     <w:p>

--- a/ba-kit/system-to-doc/docs/Hướng dẫn sử dụng System to Doc.docx
+++ b/ba-kit/system-to-doc/docs/Hướng dẫn sử dụng System to Doc.docx
@@ -556,7 +556,18 @@
     </w:p>
     <w:p>
       <w:r>
-        <w:t>Khi chạy /analyze-system hoặc /change-request, AI tự kiểm tra và tự cài những gì còn thiếu: thư viện Python, Playwright + trình duyệt (khi quét website), kết nối Figma MCP (khi vẽ Figma).</w:t>
+        <w:t>Khi chạy /analyze-system hoặc /change-request, AI tự kiểm tra và tự cài những gì còn thiếu: thư viện Python, bộ đọc code ts-morph (giai đoạn 1, khoảng 15 MB, chỉ cài trong thư mục kit), Playwright + trình duyệt (khi quét website ở giai đoạn 2), kết nối Figma MCP (khi vẽ Figma).</w:t>
+      </w:r>
+    </w:p>
+    <w:p>
+      <w:r>
+        <w:rPr>
+          <w:b/>
+        </w:rPr>
+        <w:t xml:space="preserve">Lưu ý: </w:t>
+      </w:r>
+      <w:r>
+        <w:t>máy cần có sẵn Node.js (cài 1 lần, nodejs.org). Chưa có thì AI báo BLOCKED và dừng; mạng công ty chặn npm thì cấu hình npm theo hướng dẫn của IT.</w:t>
       </w:r>
     </w:p>
     <w:p>
@@ -575,7 +586,202 @@
         <w:pStyle w:val="Heading1"/>
       </w:pPr>
       <w:r>
-        <w:t>BƯỚC 2 — CHẠY LUỒNG 1 VÀ TRẢ LỜI CÂU HỎI</w:t>
+        <w:t>BƯỚC 2 — CHẠY PHASE 1 (ĐỌC SOURCE CODE) VÀ TRẢ LỜI CÂU HỎI</w:t>
+      </w:r>
+    </w:p>
+    <w:p>
+      <w:r>
+        <w:t>Luồng 1 chạy bằng 1 lệnh, chia 2 giai đoạn để bạn có output nhanh và xem trước. Giai đoạn 1 chỉ đọc source code (BE, FE, Mobile), chưa mở website. Xong Giai đoạn 1, AI dừng lại báo kết quả và hỏi có chạy tiếp Giai đoạn 2 không: AI Playwright mở website để kiểm tra lại và bổ sung.</w:t>
+      </w:r>
+    </w:p>
+    <w:tbl>
+      <w:tblPr>
+        <w:tblStyle w:val="TableGrid"/>
+        <w:tblW w:type="auto" w:w="0"/>
+        <w:tblLook w:firstColumn="1" w:firstRow="1" w:lastColumn="0" w:lastRow="0" w:noHBand="0" w:noVBand="1" w:val="04A0"/>
+      </w:tblPr>
+      <w:tblGrid>
+        <w:gridCol w:w="3324"/>
+        <w:gridCol w:w="3324"/>
+        <w:gridCol w:w="3324"/>
+      </w:tblGrid>
+      <w:tr>
+        <w:tc>
+          <w:tcPr>
+            <w:tcW w:type="dxa" w:w="3324"/>
+          </w:tcPr>
+          <w:p>
+            <w:r>
+              <w:rPr>
+                <w:b/>
+                <w:sz w:val="19"/>
+              </w:rPr>
+            </w:r>
+          </w:p>
+        </w:tc>
+        <w:tc>
+          <w:tcPr>
+            <w:tcW w:type="dxa" w:w="3324"/>
+          </w:tcPr>
+          <w:p>
+            <w:r>
+              <w:rPr>
+                <w:b/>
+                <w:sz w:val="19"/>
+              </w:rPr>
+              <w:t>Giai đoạn 1 — đọc source code</w:t>
+            </w:r>
+          </w:p>
+        </w:tc>
+        <w:tc>
+          <w:tcPr>
+            <w:tcW w:type="dxa" w:w="3324"/>
+          </w:tcPr>
+          <w:p>
+            <w:r>
+              <w:rPr>
+                <w:b/>
+                <w:sz w:val="19"/>
+              </w:rPr>
+              <w:t>Giai đoạn 2 — AI Playwright</w:t>
+            </w:r>
+          </w:p>
+        </w:tc>
+      </w:tr>
+      <w:tr>
+        <w:tc>
+          <w:tcPr>
+            <w:tcW w:type="dxa" w:w="3324"/>
+          </w:tcPr>
+          <w:p>
+            <w:r>
+              <w:rPr>
+                <w:sz w:val="19"/>
+              </w:rPr>
+              <w:t>Lệnh</w:t>
+            </w:r>
+          </w:p>
+        </w:tc>
+        <w:tc>
+          <w:tcPr>
+            <w:tcW w:type="dxa" w:w="3324"/>
+          </w:tcPr>
+          <w:p>
+            <w:r>
+              <w:rPr>
+                <w:sz w:val="19"/>
+              </w:rPr>
+              <w:t>/analyze-system</w:t>
+            </w:r>
+          </w:p>
+        </w:tc>
+        <w:tc>
+          <w:tcPr>
+            <w:tcW w:type="dxa" w:w="3324"/>
+          </w:tcPr>
+          <w:p>
+            <w:r>
+              <w:rPr>
+                <w:sz w:val="19"/>
+              </w:rPr>
+              <w:t>cùng lệnh — sau điểm dừng bạn chọn chạy tiếp (ngay, hoặc lần gọi sau)</w:t>
+            </w:r>
+          </w:p>
+        </w:tc>
+      </w:tr>
+      <w:tr>
+        <w:tc>
+          <w:tcPr>
+            <w:tcW w:type="dxa" w:w="3324"/>
+          </w:tcPr>
+          <w:p>
+            <w:r>
+              <w:rPr>
+                <w:sz w:val="19"/>
+              </w:rPr>
+              <w:t>Ra</w:t>
+            </w:r>
+          </w:p>
+        </w:tc>
+        <w:tc>
+          <w:tcPr>
+            <w:tcW w:type="dxa" w:w="3324"/>
+          </w:tcPr>
+          <w:p>
+            <w:r>
+              <w:rPr>
+                <w:sz w:val="19"/>
+              </w:rPr>
+              <w:t>O1 Tổng hợp · O2 API · O3 DB · O4 Figma · O5 Basic Design · O8 Hướng dẫn chạy local</w:t>
+            </w:r>
+          </w:p>
+        </w:tc>
+        <w:tc>
+          <w:tcPr>
+            <w:tcW w:type="dxa" w:w="3324"/>
+          </w:tcPr>
+          <w:p>
+            <w:r>
+              <w:rPr>
+                <w:sz w:val="19"/>
+              </w:rPr>
+              <w:t>Kiểm tra lại O1–O5 (thêm ảnh màn hình) · thêm O6 Design System · O7 Bug list</w:t>
+            </w:r>
+          </w:p>
+        </w:tc>
+      </w:tr>
+      <w:tr>
+        <w:tc>
+          <w:tcPr>
+            <w:tcW w:type="dxa" w:w="3324"/>
+          </w:tcPr>
+          <w:p>
+            <w:r>
+              <w:rPr>
+                <w:sz w:val="19"/>
+              </w:rPr>
+              <w:t>Ghi chú</w:t>
+            </w:r>
+          </w:p>
+        </w:tc>
+        <w:tc>
+          <w:tcPr>
+            <w:tcW w:type="dxa" w:w="3324"/>
+          </w:tcPr>
+          <w:p>
+            <w:r>
+              <w:rPr>
+                <w:sz w:val="19"/>
+              </w:rPr>
+              <w:t>Tốn token (đọc code)</w:t>
+            </w:r>
+          </w:p>
+        </w:tc>
+        <w:tc>
+          <w:tcPr>
+            <w:tcW w:type="dxa" w:w="3324"/>
+          </w:tcPr>
+          <w:p>
+            <w:r>
+              <w:rPr>
+                <w:sz w:val="19"/>
+              </w:rPr>
+              <w:t>Chạy lâu nhưng ít token — máy thao tác trên màn hình, bạn xem được</w:t>
+            </w:r>
+          </w:p>
+        </w:tc>
+      </w:tr>
+    </w:tbl>
+    <w:p/>
+    <w:p>
+      <w:r>
+        <w:rPr>
+          <w:b/>
+        </w:rPr>
+        <w:t xml:space="preserve">Lưu ý: </w:t>
+      </w:r>
+      <w:r>
+        <w:t>phần mềm là app (không mở bằng trình duyệt được) → không có Giai đoạn 2; AI ghi rõ O6, O7 không chạy.</w:t>
       </w:r>
     </w:p>
     <w:p>
@@ -595,7 +801,7 @@
     </w:p>
     <w:p>
       <w:r>
-        <w:t>Lệnh tự chạy bằng model Opus. AI đọc source code trước, rồi mới mở website. AI hỏi bằng hộp chọn (mỗi lượt tối đa 4 câu cùng chủ đề) — chọn đáp án hoặc gõ vào ô Other:</w:t>
+        <w:t>Lệnh tự chạy bằng model Opus. Ở Giai đoạn 1 AI chỉ hỏi về phạm vi, source code, database, Figma — chưa hỏi tài khoản website. AI hỏi bằng hộp chọn (mỗi lượt tối đa 4 câu cùng chủ đề) — chọn đáp án hoặc gõ vào ô Other:</w:t>
       </w:r>
     </w:p>
     <w:tbl>
@@ -663,7 +869,7 @@
               <w:rPr>
                 <w:sz w:val="19"/>
               </w:rPr>
-              <w:t>Website</w:t>
+              <w:t>Phạm vi</w:t>
             </w:r>
           </w:p>
         </w:tc>
@@ -676,7 +882,7 @@
               <w:rPr>
                 <w:sz w:val="19"/>
               </w:rPr>
-              <w:t>Số site, URL, staging hay production; tài khoản role nào, ai cấp, được phép dùng để quét không; chỉ ĐỌC hay được CREATE/UPDATE; vùng cấm</w:t>
+              <w:t>Tên hệ thống, khảo sát tới đâu, phần mềm là website hay app</w:t>
             </w:r>
           </w:p>
         </w:tc>
@@ -689,7 +895,6 @@
               <w:rPr>
                 <w:sz w:val="19"/>
               </w:rPr>
-              <w:t>URL + tài khoản TEST</w:t>
             </w:r>
           </w:p>
         </w:tc>
@@ -840,7 +1045,7 @@
               <w:rPr>
                 <w:sz w:val="19"/>
               </w:rPr>
-              <w:t>Có làm bug list không; ngôn ngữ; nguồn có dữ liệu người dùng thật không</w:t>
+              <w:t>Ngôn ngữ tài liệu, ai đọc</w:t>
             </w:r>
           </w:p>
         </w:tc>
@@ -867,7 +1072,7 @@
         <w:t xml:space="preserve">Lưu ý: </w:t>
       </w:r>
       <w:r>
-        <w:t>chưa có thông tin nào (ví dụ chưa có link Figma) → chọn "Chưa có — chạy v1 trước, bổ sung sau". Bổ sung sau thì AI cập nhật lại ver1. Riêng 4 câu an toàn (website thử nghiệm hay thật, tài khoản có được phép quét, mức thao tác, có dữ liệu thật không) không bỏ qua được.</w:t>
+        <w:t>chưa có thông tin nào (ví dụ chưa có link Figma) → chọn "Chưa có — chạy v1 trước, bổ sung sau". Bổ sung sau thì AI cập nhật lại ver1.</w:t>
       </w:r>
     </w:p>
     <w:p>
@@ -958,7 +1163,151 @@
         <w:pStyle w:val="Heading1"/>
       </w:pPr>
       <w:r>
-        <w:t>BƯỚC 3 — TÀI KHOẢN ĐĂNG NHẬP WEBSITE</w:t>
+        <w:t>BƯỚC 3 — XÁC NHẬN BẢNG TỔNG HỢP, REVIEW KẾT QUẢ PHASE 1</w:t>
+      </w:r>
+    </w:p>
+    <w:p>
+      <w:pPr>
+        <w:pStyle w:val="ListBullet"/>
+      </w:pPr>
+      <w:r>
+        <w:t>AI đọc code, rồi in Bảng tổng hợp: repo, DB, Figma, output dự kiến.</w:t>
+      </w:r>
+    </w:p>
+    <w:p>
+      <w:pPr>
+        <w:pStyle w:val="ListBullet"/>
+      </w:pPr>
+      <w:r>
+        <w:t>Kèm các quyết định lớn có đề xuất, ví dụ: "2 website khác nhau về cỡ chữ, bo góc nút → đề xuất 2 bộ quy chuẩn giao diện riêng", "thư mục cũ không còn dùng → không khảo sát", "đồng ý vẽ sơ đồ database / lên Figma (dịch vụ bên ngoài)?".</w:t>
+      </w:r>
+    </w:p>
+    <w:p>
+      <w:pPr>
+        <w:pStyle w:val="ListBullet"/>
+      </w:pPr>
+      <w:r>
+        <w:t>Đúng → gõ OK. Sai chỗ nào → sửa ngay chỗ đó.</w:t>
+      </w:r>
+    </w:p>
+    <w:p>
+      <w:pPr>
+        <w:pStyle w:val="ListBullet"/>
+      </w:pPr>
+      <w:r>
+        <w:t>Phát hiện dữ liệu nhạy cảm (.env, key, dump có dữ liệu thật…) → AI cảnh báo và DỪNG chờ bạn.</w:t>
+      </w:r>
+    </w:p>
+    <w:p>
+      <w:pPr>
+        <w:pStyle w:val="ListBullet"/>
+      </w:pPr>
+      <w:r>
+        <w:t>Xong, AI báo "Giai đoạn 1 đã chạy xong" kèm bảng output (xem Bước 5) và hỏi: chạy tiếp Giai đoạn 2 ngay, dừng để bạn xem trước, hay không chạy Giai đoạn 2.</w:t>
+      </w:r>
+    </w:p>
+    <w:p>
+      <w:pPr>
+        <w:pStyle w:val="ListBullet"/>
+      </w:pPr>
+      <w:r>
+        <w:t>Báo cáo luôn liệt kê giai đoạn 2 sẽ làm gì: (1) đăng nhập bằng tài khoản thử nghiệm, hỏi lại 4 câu an toàn; (2) đi qua từng màn, đối chiếu với giai đoạn 1; (3) chụp ảnh, đánh số các mục, chèn vào Basic Design; (4) bổ sung phần code không đọc được; (5) lập Design System; (6) lập Bug list; (7) cập nhật Tài liệu tổng hợp. Danh sách này cũng nằm trong README.md của thư mục version.</w:t>
+      </w:r>
+    </w:p>
+    <w:p>
+      <w:pPr>
+        <w:pStyle w:val="ListBullet"/>
+      </w:pPr>
+      <w:r>
+        <w:t>Chọn dừng → mở các file xem trước; góp ý thì AI sửa và ghi lại vào ver1. Khi sẵn sàng, gọi lại /analyze-system — AI nhận ra Giai đoạn 1 đã xong và đề xuất chạy tiếp Giai đoạn 2.</w:t>
+      </w:r>
+    </w:p>
+    <w:p>
+      <w:pPr>
+        <w:jc w:val="center"/>
+      </w:pPr>
+      <w:r>
+        <w:drawing>
+          <wp:inline xmlns:a="http://schemas.openxmlformats.org/drawingml/2006/main" xmlns:pic="http://schemas.openxmlformats.org/drawingml/2006/picture">
+            <wp:extent cx="5400000" cy="1399270"/>
+            <wp:docPr id="7" name="Picture 7"/>
+            <wp:cNvGraphicFramePr>
+              <a:graphicFrameLocks noChangeAspect="1"/>
+            </wp:cNvGraphicFramePr>
+            <a:graphic>
+              <a:graphicData uri="http://schemas.openxmlformats.org/drawingml/2006/picture">
+                <pic:pic>
+                  <pic:nvPicPr>
+                    <pic:cNvPr id="0" name="03_luong1-cac-buoc.png"/>
+                    <pic:cNvPicPr/>
+                  </pic:nvPicPr>
+                  <pic:blipFill>
+                    <a:blip r:embed="rId15"/>
+                    <a:stretch>
+                      <a:fillRect/>
+                    </a:stretch>
+                  </pic:blipFill>
+                  <pic:spPr>
+                    <a:xfrm>
+                      <a:off x="0" y="0"/>
+                      <a:ext cx="5400000" cy="1399270"/>
+                    </a:xfrm>
+                    <a:prstGeom prst="rect"/>
+                  </pic:spPr>
+                </pic:pic>
+              </a:graphicData>
+            </a:graphic>
+          </wp:inline>
+        </w:drawing>
+      </w:r>
+    </w:p>
+    <w:p>
+      <w:pPr>
+        <w:jc w:val="center"/>
+      </w:pPr>
+      <w:r>
+        <w:rPr>
+          <w:i/>
+          <w:sz w:val="18"/>
+        </w:rPr>
+        <w:t>Hình minh họa — Các bước AI chạy ở Luồng 1</w:t>
+      </w:r>
+    </w:p>
+    <w:p>
+      <w:pPr>
+        <w:pStyle w:val="Heading1"/>
+      </w:pPr>
+      <w:r>
+        <w:t>BƯỚC 4 — PHASE 2 (AI PLAYWRIGHT) VÀ ĐĂNG NHẬP WEBSITE</w:t>
+      </w:r>
+    </w:p>
+    <w:p>
+      <w:r>
+        <w:t>Chọn "chạy tiếp" ở điểm dừng (hoặc gọi lại /analyze-system sau khi xem trước) — AI sang Giai đoạn 2:</w:t>
+      </w:r>
+    </w:p>
+    <w:p>
+      <w:pPr>
+        <w:pStyle w:val="ListBullet"/>
+      </w:pPr>
+      <w:r>
+        <w:t>AI hỏi về website: URL, môi trường thử nghiệm hay thật, tài khoản role nào và có được phép quét không, chỉ ĐỌC hay được ghi, vùng cấm, có làm Bug list không, website có dữ liệu thật không. 4 câu an toàn luôn được hỏi lại.</w:t>
+      </w:r>
+    </w:p>
+    <w:p>
+      <w:pPr>
+        <w:pStyle w:val="ListBullet"/>
+      </w:pPr>
+      <w:r>
+        <w:t>AI Playwright mở website, đi qua từng màn: đối chiếu với kết quả Giai đoạn 1, chụp ảnh màn hình và đánh số từng mục trên ảnh trong Basic Design, sửa chỗ khác code (ghi thành câu hỏi), thêm O6 Design System và O7 Bug list.</w:t>
+      </w:r>
+    </w:p>
+    <w:p>
+      <w:pPr>
+        <w:pStyle w:val="ListBullet"/>
+      </w:pPr>
+      <w:r>
+        <w:t>Xong, AI báo "Giai đoạn 2 đã chạy xong" và những gì đã đổi so với Giai đoạn 1.</w:t>
       </w:r>
     </w:p>
     <w:p>
@@ -1027,7 +1376,7 @@
         <w:drawing>
           <wp:inline xmlns:a="http://schemas.openxmlformats.org/drawingml/2006/main" xmlns:pic="http://schemas.openxmlformats.org/drawingml/2006/picture">
             <wp:extent cx="5400000" cy="1964234"/>
-            <wp:docPr id="7" name="Picture 7"/>
+            <wp:docPr id="8" name="Picture 8"/>
             <wp:cNvGraphicFramePr>
               <a:graphicFrameLocks noChangeAspect="1"/>
             </wp:cNvGraphicFramePr>
@@ -1039,7 +1388,7 @@
                     <pic:cNvPicPr/>
                   </pic:nvPicPr>
                   <pic:blipFill>
-                    <a:blip r:embed="rId15"/>
+                    <a:blip r:embed="rId16"/>
                     <a:stretch>
                       <a:fillRect/>
                     </a:stretch>
@@ -1068,97 +1417,6 @@
           <w:sz w:val="18"/>
         </w:rPr>
         <w:t>Hình minh họa — Hai cách đăng nhập — TEST và production</w:t>
-      </w:r>
-    </w:p>
-    <w:p>
-      <w:pPr>
-        <w:pStyle w:val="Heading1"/>
-      </w:pPr>
-      <w:r>
-        <w:t>BƯỚC 4 — XÁC NHẬN BẢNG TỔNG HỢP, CHỜ AI CHẠY</w:t>
-      </w:r>
-    </w:p>
-    <w:p>
-      <w:pPr>
-        <w:pStyle w:val="ListBullet"/>
-      </w:pPr>
-      <w:r>
-        <w:t>AI đọc code trước, rồi in Bảng tổng hợp: website, tài khoản, quyền, repo, DB, Figma, output dự kiến.</w:t>
-      </w:r>
-    </w:p>
-    <w:p>
-      <w:pPr>
-        <w:pStyle w:val="ListBullet"/>
-      </w:pPr>
-      <w:r>
-        <w:t>Kèm các quyết định lớn có đề xuất, ví dụ: "2 website khác nhau về cỡ chữ, bo góc nút → đề xuất 2 bộ quy chuẩn giao diện riêng", "thư mục cũ không còn dùng → không khảo sát", "đồng ý vẽ sơ đồ database / API lên Figma (dịch vụ bên ngoài)?".</w:t>
-      </w:r>
-    </w:p>
-    <w:p>
-      <w:pPr>
-        <w:pStyle w:val="ListBullet"/>
-      </w:pPr>
-      <w:r>
-        <w:t>Đúng → gõ OK. Sai chỗ nào → sửa ngay chỗ đó.</w:t>
-      </w:r>
-    </w:p>
-    <w:p>
-      <w:pPr>
-        <w:pStyle w:val="ListBullet"/>
-      </w:pPr>
-      <w:r>
-        <w:t>Phát hiện dữ liệu nhạy cảm (.env, key, dump có dữ liệu thật…) → AI cảnh báo và DỪNG chờ bạn.</w:t>
-      </w:r>
-    </w:p>
-    <w:p>
-      <w:pPr>
-        <w:jc w:val="center"/>
-      </w:pPr>
-      <w:r>
-        <w:drawing>
-          <wp:inline xmlns:a="http://schemas.openxmlformats.org/drawingml/2006/main" xmlns:pic="http://schemas.openxmlformats.org/drawingml/2006/picture">
-            <wp:extent cx="5400000" cy="1399270"/>
-            <wp:docPr id="8" name="Picture 8"/>
-            <wp:cNvGraphicFramePr>
-              <a:graphicFrameLocks noChangeAspect="1"/>
-            </wp:cNvGraphicFramePr>
-            <a:graphic>
-              <a:graphicData uri="http://schemas.openxmlformats.org/drawingml/2006/picture">
-                <pic:pic>
-                  <pic:nvPicPr>
-                    <pic:cNvPr id="0" name="03_luong1-cac-buoc.png"/>
-                    <pic:cNvPicPr/>
-                  </pic:nvPicPr>
-                  <pic:blipFill>
-                    <a:blip r:embed="rId16"/>
-                    <a:stretch>
-                      <a:fillRect/>
-                    </a:stretch>
-                  </pic:blipFill>
-                  <pic:spPr>
-                    <a:xfrm>
-                      <a:off x="0" y="0"/>
-                      <a:ext cx="5400000" cy="1399270"/>
-                    </a:xfrm>
-                    <a:prstGeom prst="rect"/>
-                  </pic:spPr>
-                </pic:pic>
-              </a:graphicData>
-            </a:graphic>
-          </wp:inline>
-        </w:drawing>
-      </w:r>
-    </w:p>
-    <w:p>
-      <w:pPr>
-        <w:jc w:val="center"/>
-      </w:pPr>
-      <w:r>
-        <w:rPr>
-          <w:i/>
-          <w:sz w:val="18"/>
-        </w:rPr>
-        <w:t>Hình minh họa — Các bước AI chạy ở Luồng 1</w:t>
       </w:r>
     </w:p>
     <w:p>
@@ -1232,14 +1490,15 @@
         <w:tblLook w:firstColumn="1" w:firstRow="1" w:lastColumn="0" w:lastRow="0" w:noHBand="0" w:noVBand="1" w:val="04A0"/>
       </w:tblPr>
       <w:tblGrid>
-        <w:gridCol w:w="3324"/>
-        <w:gridCol w:w="3324"/>
-        <w:gridCol w:w="3324"/>
+        <w:gridCol w:w="2493"/>
+        <w:gridCol w:w="2493"/>
+        <w:gridCol w:w="2493"/>
+        <w:gridCol w:w="2493"/>
       </w:tblGrid>
       <w:tr>
         <w:tc>
           <w:tcPr>
-            <w:tcW w:type="dxa" w:w="3324"/>
+            <w:tcW w:type="dxa" w:w="2493"/>
           </w:tcPr>
           <w:p>
             <w:r>
@@ -1253,7 +1512,21 @@
         </w:tc>
         <w:tc>
           <w:tcPr>
-            <w:tcW w:type="dxa" w:w="3324"/>
+            <w:tcW w:type="dxa" w:w="2493"/>
+          </w:tcPr>
+          <w:p>
+            <w:r>
+              <w:rPr>
+                <w:b/>
+                <w:sz w:val="19"/>
+              </w:rPr>
+              <w:t>Phase</w:t>
+            </w:r>
+          </w:p>
+        </w:tc>
+        <w:tc>
+          <w:tcPr>
+            <w:tcW w:type="dxa" w:w="2493"/>
           </w:tcPr>
           <w:p>
             <w:r>
@@ -1267,7 +1540,7 @@
         </w:tc>
         <w:tc>
           <w:tcPr>
-            <w:tcW w:type="dxa" w:w="3324"/>
+            <w:tcW w:type="dxa" w:w="2493"/>
           </w:tcPr>
           <w:p>
             <w:r>
@@ -1283,7 +1556,7 @@
       <w:tr>
         <w:tc>
           <w:tcPr>
-            <w:tcW w:type="dxa" w:w="3324"/>
+            <w:tcW w:type="dxa" w:w="2493"/>
           </w:tcPr>
           <w:p>
             <w:r>
@@ -1296,20 +1569,33 @@
         </w:tc>
         <w:tc>
           <w:tcPr>
-            <w:tcW w:type="dxa" w:w="3324"/>
+            <w:tcW w:type="dxa" w:w="2493"/>
           </w:tcPr>
           <w:p>
             <w:r>
               <w:rPr>
                 <w:sz w:val="19"/>
               </w:rPr>
-              <w:t>docx (nghiệp vụ chính + bảng tổng)</w:t>
+              <w:t>1 (cập nhật ở 2)</w:t>
             </w:r>
           </w:p>
         </w:tc>
         <w:tc>
           <w:tcPr>
-            <w:tcW w:type="dxa" w:w="3324"/>
+            <w:tcW w:type="dxa" w:w="2493"/>
+          </w:tcPr>
+          <w:p>
+            <w:r>
+              <w:rPr>
+                <w:sz w:val="19"/>
+              </w:rPr>
+              <w:t>docx (hình luồng nghiệp vụ + nghiệp vụ chính + bảng tổng)</w:t>
+            </w:r>
+          </w:p>
+        </w:tc>
+        <w:tc>
+          <w:tcPr>
+            <w:tcW w:type="dxa" w:w="2493"/>
           </w:tcPr>
           <w:p>
             <w:r>
@@ -1324,7 +1610,7 @@
       <w:tr>
         <w:tc>
           <w:tcPr>
-            <w:tcW w:type="dxa" w:w="3324"/>
+            <w:tcW w:type="dxa" w:w="2493"/>
           </w:tcPr>
           <w:p>
             <w:r>
@@ -1337,7 +1623,20 @@
         </w:tc>
         <w:tc>
           <w:tcPr>
-            <w:tcW w:type="dxa" w:w="3324"/>
+            <w:tcW w:type="dxa" w:w="2493"/>
+          </w:tcPr>
+          <w:p>
+            <w:r>
+              <w:rPr>
+                <w:sz w:val="19"/>
+              </w:rPr>
+              <w:t>1</w:t>
+            </w:r>
+          </w:p>
+        </w:tc>
+        <w:tc>
+          <w:tcPr>
+            <w:tcW w:type="dxa" w:w="2493"/>
           </w:tcPr>
           <w:p>
             <w:r>
@@ -1350,7 +1649,7 @@
         </w:tc>
         <w:tc>
           <w:tcPr>
-            <w:tcW w:type="dxa" w:w="3324"/>
+            <w:tcW w:type="dxa" w:w="2493"/>
           </w:tcPr>
           <w:p>
             <w:r>
@@ -1365,7 +1664,7 @@
       <w:tr>
         <w:tc>
           <w:tcPr>
-            <w:tcW w:type="dxa" w:w="3324"/>
+            <w:tcW w:type="dxa" w:w="2493"/>
           </w:tcPr>
           <w:p>
             <w:r>
@@ -1378,7 +1677,20 @@
         </w:tc>
         <w:tc>
           <w:tcPr>
-            <w:tcW w:type="dxa" w:w="3324"/>
+            <w:tcW w:type="dxa" w:w="2493"/>
+          </w:tcPr>
+          <w:p>
+            <w:r>
+              <w:rPr>
+                <w:sz w:val="19"/>
+              </w:rPr>
+              <w:t>1</w:t>
+            </w:r>
+          </w:p>
+        </w:tc>
+        <w:tc>
+          <w:tcPr>
+            <w:tcW w:type="dxa" w:w="2493"/>
           </w:tcPr>
           <w:p>
             <w:r>
@@ -1391,7 +1703,7 @@
         </w:tc>
         <w:tc>
           <w:tcPr>
-            <w:tcW w:type="dxa" w:w="3324"/>
+            <w:tcW w:type="dxa" w:w="2493"/>
           </w:tcPr>
           <w:p>
             <w:r>
@@ -1406,7 +1718,7 @@
       <w:tr>
         <w:tc>
           <w:tcPr>
-            <w:tcW w:type="dxa" w:w="3324"/>
+            <w:tcW w:type="dxa" w:w="2493"/>
           </w:tcPr>
           <w:p>
             <w:r>
@@ -1419,7 +1731,20 @@
         </w:tc>
         <w:tc>
           <w:tcPr>
-            <w:tcW w:type="dxa" w:w="3324"/>
+            <w:tcW w:type="dxa" w:w="2493"/>
+          </w:tcPr>
+          <w:p>
+            <w:r>
+              <w:rPr>
+                <w:sz w:val="19"/>
+              </w:rPr>
+              <w:t>1</w:t>
+            </w:r>
+          </w:p>
+        </w:tc>
+        <w:tc>
+          <w:tcPr>
+            <w:tcW w:type="dxa" w:w="2493"/>
           </w:tcPr>
           <w:p>
             <w:r>
@@ -1432,7 +1757,7 @@
         </w:tc>
         <w:tc>
           <w:tcPr>
-            <w:tcW w:type="dxa" w:w="3324"/>
+            <w:tcW w:type="dxa" w:w="2493"/>
           </w:tcPr>
           <w:p>
             <w:r>
@@ -1447,20 +1772,33 @@
       <w:tr>
         <w:tc>
           <w:tcPr>
-            <w:tcW w:type="dxa" w:w="3324"/>
+            <w:tcW w:type="dxa" w:w="2493"/>
           </w:tcPr>
           <w:p>
             <w:r>
               <w:rPr>
                 <w:sz w:val="19"/>
               </w:rPr>
-              <w:t>O5 Danh sách màn hình</w:t>
+              <w:t>O5 Basic Design</w:t>
             </w:r>
           </w:p>
         </w:tc>
         <w:tc>
           <w:tcPr>
-            <w:tcW w:type="dxa" w:w="3324"/>
+            <w:tcW w:type="dxa" w:w="2493"/>
+          </w:tcPr>
+          <w:p>
+            <w:r>
+              <w:rPr>
+                <w:sz w:val="19"/>
+              </w:rPr>
+              <w:t>1 · ảnh ở 2</w:t>
+            </w:r>
+          </w:p>
+        </w:tc>
+        <w:tc>
+          <w:tcPr>
+            <w:tcW w:type="dxa" w:w="2493"/>
           </w:tcPr>
           <w:p>
             <w:r>
@@ -1473,14 +1811,14 @@
         </w:tc>
         <w:tc>
           <w:tcPr>
-            <w:tcW w:type="dxa" w:w="3324"/>
+            <w:tcW w:type="dxa" w:w="2493"/>
           </w:tcPr>
           <w:p>
             <w:r>
               <w:rPr>
                 <w:sz w:val="19"/>
               </w:rPr>
-              <w:t>05_BasicDesign/BasicDesign_WEB-01_ver&lt;N&gt;.xlsx</w:t>
+              <w:t>05_Basic_Design/BasicDesign_WEB-01_ver&lt;N&gt;.xlsx</w:t>
             </w:r>
           </w:p>
         </w:tc>
@@ -1488,7 +1826,7 @@
       <w:tr>
         <w:tc>
           <w:tcPr>
-            <w:tcW w:type="dxa" w:w="3324"/>
+            <w:tcW w:type="dxa" w:w="2493"/>
           </w:tcPr>
           <w:p>
             <w:r>
@@ -1501,7 +1839,20 @@
         </w:tc>
         <w:tc>
           <w:tcPr>
-            <w:tcW w:type="dxa" w:w="3324"/>
+            <w:tcW w:type="dxa" w:w="2493"/>
+          </w:tcPr>
+          <w:p>
+            <w:r>
+              <w:rPr>
+                <w:sz w:val="19"/>
+              </w:rPr>
+              <w:t>2</w:t>
+            </w:r>
+          </w:p>
+        </w:tc>
+        <w:tc>
+          <w:tcPr>
+            <w:tcW w:type="dxa" w:w="2493"/>
           </w:tcPr>
           <w:p>
             <w:r>
@@ -1514,14 +1865,14 @@
         </w:tc>
         <w:tc>
           <w:tcPr>
-            <w:tcW w:type="dxa" w:w="3324"/>
+            <w:tcW w:type="dxa" w:w="2493"/>
           </w:tcPr>
           <w:p>
             <w:r>
               <w:rPr>
                 <w:sz w:val="19"/>
               </w:rPr>
-              <w:t>06_DesignSystem/ (STATUS.md + project/)</w:t>
+              <w:t>06_Design_System/ (STATUS.md + project/)</w:t>
             </w:r>
           </w:p>
         </w:tc>
@@ -1529,7 +1880,7 @@
       <w:tr>
         <w:tc>
           <w:tcPr>
-            <w:tcW w:type="dxa" w:w="3324"/>
+            <w:tcW w:type="dxa" w:w="2493"/>
           </w:tcPr>
           <w:p>
             <w:r>
@@ -1542,7 +1893,20 @@
         </w:tc>
         <w:tc>
           <w:tcPr>
-            <w:tcW w:type="dxa" w:w="3324"/>
+            <w:tcW w:type="dxa" w:w="2493"/>
+          </w:tcPr>
+          <w:p>
+            <w:r>
+              <w:rPr>
+                <w:sz w:val="19"/>
+              </w:rPr>
+              <w:t>2</w:t>
+            </w:r>
+          </w:p>
+        </w:tc>
+        <w:tc>
+          <w:tcPr>
+            <w:tcW w:type="dxa" w:w="2493"/>
           </w:tcPr>
           <w:p>
             <w:r>
@@ -1555,14 +1919,14 @@
         </w:tc>
         <w:tc>
           <w:tcPr>
-            <w:tcW w:type="dxa" w:w="3324"/>
+            <w:tcW w:type="dxa" w:w="2493"/>
           </w:tcPr>
           <w:p>
             <w:r>
               <w:rPr>
                 <w:sz w:val="19"/>
               </w:rPr>
-              <w:t>07_BugList/BugList_….xlsx</w:t>
+              <w:t>07_Bug_List/BugList_….xlsx</w:t>
             </w:r>
           </w:p>
         </w:tc>
@@ -1570,7 +1934,7 @@
       <w:tr>
         <w:tc>
           <w:tcPr>
-            <w:tcW w:type="dxa" w:w="3324"/>
+            <w:tcW w:type="dxa" w:w="2493"/>
           </w:tcPr>
           <w:p>
             <w:r>
@@ -1583,7 +1947,20 @@
         </w:tc>
         <w:tc>
           <w:tcPr>
-            <w:tcW w:type="dxa" w:w="3324"/>
+            <w:tcW w:type="dxa" w:w="2493"/>
+          </w:tcPr>
+          <w:p>
+            <w:r>
+              <w:rPr>
+                <w:sz w:val="19"/>
+              </w:rPr>
+              <w:t>1</w:t>
+            </w:r>
+          </w:p>
+        </w:tc>
+        <w:tc>
+          <w:tcPr>
+            <w:tcW w:type="dxa" w:w="2493"/>
           </w:tcPr>
           <w:p>
             <w:r>
@@ -1596,14 +1973,14 @@
         </w:tc>
         <w:tc>
           <w:tcPr>
-            <w:tcW w:type="dxa" w:w="3324"/>
+            <w:tcW w:type="dxa" w:w="2493"/>
           </w:tcPr>
           <w:p>
             <w:r>
               <w:rPr>
                 <w:sz w:val="19"/>
               </w:rPr>
-              <w:t>08_DevSetup/DevSetup_….md</w:t>
+              <w:t>08_Huong_dan_chay_local/DevSetup_….md</w:t>
             </w:r>
           </w:p>
         </w:tc>
@@ -1611,7 +1988,7 @@
       <w:tr>
         <w:tc>
           <w:tcPr>
-            <w:tcW w:type="dxa" w:w="3324"/>
+            <w:tcW w:type="dxa" w:w="2493"/>
           </w:tcPr>
           <w:p>
             <w:r>
@@ -1624,7 +2001,20 @@
         </w:tc>
         <w:tc>
           <w:tcPr>
-            <w:tcW w:type="dxa" w:w="3324"/>
+            <w:tcW w:type="dxa" w:w="2493"/>
+          </w:tcPr>
+          <w:p>
+            <w:r>
+              <w:rPr>
+                <w:sz w:val="19"/>
+              </w:rPr>
+              <w:t>—</w:t>
+            </w:r>
+          </w:p>
+        </w:tc>
+        <w:tc>
+          <w:tcPr>
+            <w:tcW w:type="dxa" w:w="2493"/>
           </w:tcPr>
           <w:p>
             <w:r>
@@ -1637,7 +2027,7 @@
         </w:tc>
         <w:tc>
           <w:tcPr>
-            <w:tcW w:type="dxa" w:w="3324"/>
+            <w:tcW w:type="dxa" w:w="2493"/>
           </w:tcPr>
           <w:p>
             <w:r>
@@ -1676,6 +2066,14 @@
       </w:pPr>
       <w:r>
         <w:t>Dùng để: đọc nhanh hệ thống làm gì, các luồng nghiệp vụ chính (bước đánh số), trạng thái đối tượng chính.</w:t>
+      </w:r>
+    </w:p>
+    <w:p>
+      <w:pPr>
+        <w:pStyle w:val="ListBullet"/>
+      </w:pPr>
+      <w:r>
+        <w:t>Ngay phần "Tổng quan hệ thống" có hình luồng nghiệp vụ (AI vẽ bằng Archify từ source code) — xem được luôn, không cần mở link.</w:t>
       </w:r>
     </w:p>
     <w:p>
@@ -1975,7 +2373,7 @@
         <w:pStyle w:val="Heading3"/>
       </w:pPr>
       <w:r>
-        <w:t>O5 — Danh sách màn hình (Basic Design xlsx)</w:t>
+        <w:t>O5 — Basic Design (xlsx)</w:t>
       </w:r>
     </w:p>
     <w:p>
@@ -1983,7 +2381,7 @@
         <w:pStyle w:val="ListBullet"/>
       </w:pPr>
       <w:r>
-        <w:t>Dùng để: biết mỗi website có bao nhiêu màn, item từng màn, xử lý, lỗi hiển thị, liên kết giữa các màn; cột "API gọi" cho biết mỗi nút / lúc mở màn gọi chức năng phía máy chủ nào.</w:t>
+        <w:t>Dùng để: biết mỗi website có bao nhiêu màn, mỗi màn có những ô nhập / nút / bảng nào, bấm vào thì chuyển sang màn nào, thông báo lỗi nào hiện ra.</w:t>
       </w:r>
     </w:p>
     <w:p>
@@ -1991,7 +2389,7 @@
         <w:pStyle w:val="ListBullet"/>
       </w:pPr>
       <w:r>
-        <w:t>AI đọc code trước (nút gọi xử lý gì, kiểm tra nhập liệu, thông báo lỗi), rồi mới mở website để đối chiếu.</w:t>
+        <w:t>Mỗi màn 1 sheet, tên sheet là tên màn dễ hiểu (ví dụ 「予約編集」), không dùng mã như SC-007.</w:t>
       </w:r>
     </w:p>
     <w:p>
@@ -1999,7 +2397,31 @@
         <w:pStyle w:val="ListBullet"/>
       </w:pPr>
       <w:r>
-        <w:t>Mở: Excel, sheet Screen Index → mỗi màn 1 sheet SC-xxx; theo template Basic Design công ty.</w:t>
+        <w:t>Giai đoạn 1: AI đọc code bằng AST (lấy nguyên văn nhãn, thông báo lỗi, bắt buộc nhập, độ dài tối đa), rồi viết lại theo nghiệp vụ. Chỗ code không cho biết ghi "Cần xác nhận — Q-xxx".</w:t>
+      </w:r>
+    </w:p>
+    <w:p>
+      <w:pPr>
+        <w:pStyle w:val="ListBullet"/>
+      </w:pPr>
+      <w:r>
+        <w:t>Bắt buộc nhập, độ dài tối đa lấy từ source code; mô tả viết theo nghiệp vụ ("bấm → chuyển sang màn 「…」"), không ghi kiểu "gọi API GET/POST". Thông báo lỗi không để trống ô nào.</w:t>
+      </w:r>
+    </w:p>
+    <w:p>
+      <w:pPr>
+        <w:pStyle w:val="ListBullet"/>
+      </w:pPr>
+      <w:r>
+        <w:t>Giai đoạn 1 lấy từ source code; Giai đoạn 2 thêm ảnh chụp màn hình có đánh số từng mục, và bổ sung phần code không đọc được.</w:t>
+      </w:r>
+    </w:p>
+    <w:p>
+      <w:pPr>
+        <w:pStyle w:val="ListBullet"/>
+      </w:pPr>
+      <w:r>
+        <w:t>Mở: Excel, sheet Screen Index → bấm tên màn để tới sheet của màn; theo template Basic Design công ty.</w:t>
       </w:r>
     </w:p>
     <w:p>
@@ -2074,7 +2496,7 @@
         <w:pStyle w:val="ListBullet"/>
       </w:pPr>
       <w:r>
-        <w:t>Mở: link artifact private AI in ra (VD https://claude.ai/artifact/L6VfhzcbZmpfo1wfpYoD2E); bản file nằm ở 06_DesignSystem/.</w:t>
+        <w:t>Sinh ở Giai đoạn 2 (đo trên màn hình thật). Mở: link artifact private AI in ra (VD https://claude.ai/artifact/L6VfhzcbZmpfo1wfpYoD2E); bản file nằm ở 06_Design_System/.</w:t>
       </w:r>
     </w:p>
     <w:p>
@@ -2149,7 +2571,7 @@
         <w:pStyle w:val="ListBullet"/>
       </w:pPr>
       <w:r>
-        <w:t>Đọc code trước (nút nào gọi xử lý gì, thiếu kiểm tra lỗi ở đâu), rồi mở thử website để xác nhận.</w:t>
+        <w:t>Sinh ở Giai đoạn 2: đọc code trước (nút nào gọi xử lý gì, thiếu kiểm tra lỗi ở đâu), rồi AI Playwright thao tác thử trên website để xác nhận.</w:t>
       </w:r>
     </w:p>
     <w:p>
@@ -2173,7 +2595,7 @@
         <w:pStyle w:val="ListBullet"/>
       </w:pPr>
       <w:r>
-        <w:t>Mở: 07_BugList/BugList_….xlsx.</w:t>
+        <w:t>Mở: 07_Bug_List/BugList_….xlsx.</w:t>
       </w:r>
     </w:p>
     <w:p>
@@ -2256,7 +2678,7 @@
         <w:pStyle w:val="ListBullet"/>
       </w:pPr>
       <w:r>
-        <w:t>Mở: 08_DevSetup/DevSetup_….md.</w:t>
+        <w:t>Mở: 08_Huong_dan_chay_local/DevSetup_….md.</w:t>
       </w:r>
     </w:p>
     <w:p>

--- a/ba-kit/system-to-doc/docs/Hướng dẫn sử dụng System to Doc.docx
+++ b/ba-kit/system-to-doc/docs/Hướng dẫn sử dụng System to Doc.docx
@@ -556,7 +556,18 @@
     </w:p>
     <w:p>
       <w:r>
-        <w:t>Khi chạy /analyze-system hoặc /change-request, AI tự kiểm tra và tự cài những gì còn thiếu: thư viện Python, Playwright + trình duyệt (khi quét website), kết nối Figma MCP (khi vẽ Figma).</w:t>
+        <w:t>Khi chạy /analyze-system hoặc /change-request, AI tự kiểm tra và tự cài những gì còn thiếu: thư viện Python, bộ đọc code ts-morph (giai đoạn 1, khoảng 15 MB, chỉ cài trong thư mục kit), Playwright + trình duyệt (khi quét website ở giai đoạn 2), kết nối Figma MCP (khi vẽ Figma).</w:t>
+      </w:r>
+    </w:p>
+    <w:p>
+      <w:r>
+        <w:rPr>
+          <w:b/>
+        </w:rPr>
+        <w:t xml:space="preserve">Lưu ý: </w:t>
+      </w:r>
+      <w:r>
+        <w:t>máy cần có sẵn Node.js (cài 1 lần, nodejs.org). Chưa có thì AI báo BLOCKED và dừng; mạng công ty chặn npm thì cấu hình npm theo hướng dẫn của IT.</w:t>
       </w:r>
     </w:p>
     <w:p>
@@ -575,7 +586,202 @@
         <w:pStyle w:val="Heading1"/>
       </w:pPr>
       <w:r>
-        <w:t>BƯỚC 2 — CHẠY LUỒNG 1 VÀ TRẢ LỜI CÂU HỎI</w:t>
+        <w:t>BƯỚC 2 — CHẠY PHASE 1 (ĐỌC SOURCE CODE) VÀ TRẢ LỜI CÂU HỎI</w:t>
+      </w:r>
+    </w:p>
+    <w:p>
+      <w:r>
+        <w:t>Luồng 1 chạy bằng 1 lệnh, chia 2 giai đoạn để bạn có output nhanh và xem trước. Giai đoạn 1 chỉ đọc source code (BE, FE, Mobile), chưa mở website. Xong Giai đoạn 1, AI dừng lại báo kết quả và hỏi có chạy tiếp Giai đoạn 2 không: AI Playwright mở website để kiểm tra lại và bổ sung.</w:t>
+      </w:r>
+    </w:p>
+    <w:tbl>
+      <w:tblPr>
+        <w:tblStyle w:val="TableGrid"/>
+        <w:tblW w:type="auto" w:w="0"/>
+        <w:tblLook w:firstColumn="1" w:firstRow="1" w:lastColumn="0" w:lastRow="0" w:noHBand="0" w:noVBand="1" w:val="04A0"/>
+      </w:tblPr>
+      <w:tblGrid>
+        <w:gridCol w:w="3324"/>
+        <w:gridCol w:w="3324"/>
+        <w:gridCol w:w="3324"/>
+      </w:tblGrid>
+      <w:tr>
+        <w:tc>
+          <w:tcPr>
+            <w:tcW w:type="dxa" w:w="3324"/>
+          </w:tcPr>
+          <w:p>
+            <w:r>
+              <w:rPr>
+                <w:b/>
+                <w:sz w:val="19"/>
+              </w:rPr>
+            </w:r>
+          </w:p>
+        </w:tc>
+        <w:tc>
+          <w:tcPr>
+            <w:tcW w:type="dxa" w:w="3324"/>
+          </w:tcPr>
+          <w:p>
+            <w:r>
+              <w:rPr>
+                <w:b/>
+                <w:sz w:val="19"/>
+              </w:rPr>
+              <w:t>Giai đoạn 1 — đọc source code</w:t>
+            </w:r>
+          </w:p>
+        </w:tc>
+        <w:tc>
+          <w:tcPr>
+            <w:tcW w:type="dxa" w:w="3324"/>
+          </w:tcPr>
+          <w:p>
+            <w:r>
+              <w:rPr>
+                <w:b/>
+                <w:sz w:val="19"/>
+              </w:rPr>
+              <w:t>Giai đoạn 2 — AI Playwright</w:t>
+            </w:r>
+          </w:p>
+        </w:tc>
+      </w:tr>
+      <w:tr>
+        <w:tc>
+          <w:tcPr>
+            <w:tcW w:type="dxa" w:w="3324"/>
+          </w:tcPr>
+          <w:p>
+            <w:r>
+              <w:rPr>
+                <w:sz w:val="19"/>
+              </w:rPr>
+              <w:t>Lệnh</w:t>
+            </w:r>
+          </w:p>
+        </w:tc>
+        <w:tc>
+          <w:tcPr>
+            <w:tcW w:type="dxa" w:w="3324"/>
+          </w:tcPr>
+          <w:p>
+            <w:r>
+              <w:rPr>
+                <w:sz w:val="19"/>
+              </w:rPr>
+              <w:t>/analyze-system</w:t>
+            </w:r>
+          </w:p>
+        </w:tc>
+        <w:tc>
+          <w:tcPr>
+            <w:tcW w:type="dxa" w:w="3324"/>
+          </w:tcPr>
+          <w:p>
+            <w:r>
+              <w:rPr>
+                <w:sz w:val="19"/>
+              </w:rPr>
+              <w:t>cùng lệnh — sau điểm dừng bạn chọn chạy tiếp (ngay, hoặc lần gọi sau)</w:t>
+            </w:r>
+          </w:p>
+        </w:tc>
+      </w:tr>
+      <w:tr>
+        <w:tc>
+          <w:tcPr>
+            <w:tcW w:type="dxa" w:w="3324"/>
+          </w:tcPr>
+          <w:p>
+            <w:r>
+              <w:rPr>
+                <w:sz w:val="19"/>
+              </w:rPr>
+              <w:t>Ra</w:t>
+            </w:r>
+          </w:p>
+        </w:tc>
+        <w:tc>
+          <w:tcPr>
+            <w:tcW w:type="dxa" w:w="3324"/>
+          </w:tcPr>
+          <w:p>
+            <w:r>
+              <w:rPr>
+                <w:sz w:val="19"/>
+              </w:rPr>
+              <w:t>O1 Tổng hợp · O2 API · O3 DB · O4 Figma · O5 Basic Design · O8 Hướng dẫn chạy local</w:t>
+            </w:r>
+          </w:p>
+        </w:tc>
+        <w:tc>
+          <w:tcPr>
+            <w:tcW w:type="dxa" w:w="3324"/>
+          </w:tcPr>
+          <w:p>
+            <w:r>
+              <w:rPr>
+                <w:sz w:val="19"/>
+              </w:rPr>
+              <w:t>Kiểm tra lại O1–O5 (thêm ảnh màn hình) · thêm O6 Design System · O7 Bug list</w:t>
+            </w:r>
+          </w:p>
+        </w:tc>
+      </w:tr>
+      <w:tr>
+        <w:tc>
+          <w:tcPr>
+            <w:tcW w:type="dxa" w:w="3324"/>
+          </w:tcPr>
+          <w:p>
+            <w:r>
+              <w:rPr>
+                <w:sz w:val="19"/>
+              </w:rPr>
+              <w:t>Ghi chú</w:t>
+            </w:r>
+          </w:p>
+        </w:tc>
+        <w:tc>
+          <w:tcPr>
+            <w:tcW w:type="dxa" w:w="3324"/>
+          </w:tcPr>
+          <w:p>
+            <w:r>
+              <w:rPr>
+                <w:sz w:val="19"/>
+              </w:rPr>
+              <w:t>Tốn token (đọc code)</w:t>
+            </w:r>
+          </w:p>
+        </w:tc>
+        <w:tc>
+          <w:tcPr>
+            <w:tcW w:type="dxa" w:w="3324"/>
+          </w:tcPr>
+          <w:p>
+            <w:r>
+              <w:rPr>
+                <w:sz w:val="19"/>
+              </w:rPr>
+              <w:t>Chạy lâu nhưng ít token — máy thao tác trên màn hình, bạn xem được</w:t>
+            </w:r>
+          </w:p>
+        </w:tc>
+      </w:tr>
+    </w:tbl>
+    <w:p/>
+    <w:p>
+      <w:r>
+        <w:rPr>
+          <w:b/>
+        </w:rPr>
+        <w:t xml:space="preserve">Lưu ý: </w:t>
+      </w:r>
+      <w:r>
+        <w:t>phần mềm là app (không mở bằng trình duyệt được) → không có Giai đoạn 2; AI ghi rõ O6, O7 không chạy.</w:t>
       </w:r>
     </w:p>
     <w:p>
@@ -595,7 +801,7 @@
     </w:p>
     <w:p>
       <w:r>
-        <w:t>Lệnh tự chạy bằng model Opus. AI đọc source code trước, rồi mới mở website. AI hỏi bằng hộp chọn (mỗi lượt tối đa 4 câu cùng chủ đề) — chọn đáp án hoặc gõ vào ô Other:</w:t>
+        <w:t>Lệnh tự chạy bằng model Opus. Ở Giai đoạn 1 AI chỉ hỏi về phạm vi, source code, database, Figma — chưa hỏi tài khoản website. AI hỏi bằng hộp chọn (mỗi lượt tối đa 4 câu cùng chủ đề) — chọn đáp án hoặc gõ vào ô Other:</w:t>
       </w:r>
     </w:p>
     <w:tbl>
@@ -663,7 +869,7 @@
               <w:rPr>
                 <w:sz w:val="19"/>
               </w:rPr>
-              <w:t>Website</w:t>
+              <w:t>Phạm vi</w:t>
             </w:r>
           </w:p>
         </w:tc>
@@ -676,7 +882,7 @@
               <w:rPr>
                 <w:sz w:val="19"/>
               </w:rPr>
-              <w:t>Số site, URL, staging hay production; tài khoản role nào, ai cấp, được phép dùng để quét không; chỉ ĐỌC hay được CREATE/UPDATE; vùng cấm</w:t>
+              <w:t>Tên hệ thống, khảo sát tới đâu, phần mềm là website hay app</w:t>
             </w:r>
           </w:p>
         </w:tc>
@@ -689,7 +895,6 @@
               <w:rPr>
                 <w:sz w:val="19"/>
               </w:rPr>
-              <w:t>URL + tài khoản TEST</w:t>
             </w:r>
           </w:p>
         </w:tc>
@@ -840,7 +1045,7 @@
               <w:rPr>
                 <w:sz w:val="19"/>
               </w:rPr>
-              <w:t>Có làm bug list không; ngôn ngữ; nguồn có dữ liệu người dùng thật không</w:t>
+              <w:t>Ngôn ngữ tài liệu, ai đọc</w:t>
             </w:r>
           </w:p>
         </w:tc>
@@ -867,7 +1072,7 @@
         <w:t xml:space="preserve">Lưu ý: </w:t>
       </w:r>
       <w:r>
-        <w:t>chưa có thông tin nào (ví dụ chưa có link Figma) → chọn "Chưa có — chạy v1 trước, bổ sung sau". Bổ sung sau thì AI cập nhật lại ver1. Riêng 4 câu an toàn (website thử nghiệm hay thật, tài khoản có được phép quét, mức thao tác, có dữ liệu thật không) không bỏ qua được.</w:t>
+        <w:t>chưa có thông tin nào (ví dụ chưa có link Figma) → chọn "Chưa có — chạy v1 trước, bổ sung sau". Bổ sung sau thì AI cập nhật lại ver1.</w:t>
       </w:r>
     </w:p>
     <w:p>
@@ -958,7 +1163,151 @@
         <w:pStyle w:val="Heading1"/>
       </w:pPr>
       <w:r>
-        <w:t>BƯỚC 3 — TÀI KHOẢN ĐĂNG NHẬP WEBSITE</w:t>
+        <w:t>BƯỚC 3 — XÁC NHẬN BẢNG TỔNG HỢP, REVIEW KẾT QUẢ PHASE 1</w:t>
+      </w:r>
+    </w:p>
+    <w:p>
+      <w:pPr>
+        <w:pStyle w:val="ListBullet"/>
+      </w:pPr>
+      <w:r>
+        <w:t>AI đọc code, rồi in Bảng tổng hợp: repo, DB, Figma, output dự kiến.</w:t>
+      </w:r>
+    </w:p>
+    <w:p>
+      <w:pPr>
+        <w:pStyle w:val="ListBullet"/>
+      </w:pPr>
+      <w:r>
+        <w:t>Kèm các quyết định lớn có đề xuất, ví dụ: "2 website khác nhau về cỡ chữ, bo góc nút → đề xuất 2 bộ quy chuẩn giao diện riêng", "thư mục cũ không còn dùng → không khảo sát", "đồng ý vẽ sơ đồ database / lên Figma (dịch vụ bên ngoài)?".</w:t>
+      </w:r>
+    </w:p>
+    <w:p>
+      <w:pPr>
+        <w:pStyle w:val="ListBullet"/>
+      </w:pPr>
+      <w:r>
+        <w:t>Đúng → gõ OK. Sai chỗ nào → sửa ngay chỗ đó.</w:t>
+      </w:r>
+    </w:p>
+    <w:p>
+      <w:pPr>
+        <w:pStyle w:val="ListBullet"/>
+      </w:pPr>
+      <w:r>
+        <w:t>Phát hiện dữ liệu nhạy cảm (.env, key, dump có dữ liệu thật…) → AI cảnh báo và DỪNG chờ bạn.</w:t>
+      </w:r>
+    </w:p>
+    <w:p>
+      <w:pPr>
+        <w:pStyle w:val="ListBullet"/>
+      </w:pPr>
+      <w:r>
+        <w:t>Xong, AI báo "Giai đoạn 1 đã chạy xong" kèm bảng output (xem Bước 5) và hỏi: chạy tiếp Giai đoạn 2 ngay, dừng để bạn xem trước, hay không chạy Giai đoạn 2.</w:t>
+      </w:r>
+    </w:p>
+    <w:p>
+      <w:pPr>
+        <w:pStyle w:val="ListBullet"/>
+      </w:pPr>
+      <w:r>
+        <w:t>Báo cáo luôn liệt kê giai đoạn 2 sẽ làm gì: (1) đăng nhập bằng tài khoản thử nghiệm, hỏi lại 4 câu an toàn; (2) đi qua từng màn, đối chiếu với giai đoạn 1; (3) chụp ảnh, đánh số các mục, chèn vào Basic Design; (4) bổ sung phần code không đọc được; (5) lập Design System; (6) lập Bug list; (7) cập nhật Tài liệu tổng hợp. Danh sách này cũng nằm trong README.md của thư mục version.</w:t>
+      </w:r>
+    </w:p>
+    <w:p>
+      <w:pPr>
+        <w:pStyle w:val="ListBullet"/>
+      </w:pPr>
+      <w:r>
+        <w:t>Chọn dừng → mở các file xem trước; góp ý thì AI sửa và ghi lại vào ver1. Khi sẵn sàng, gọi lại /analyze-system — AI nhận ra Giai đoạn 1 đã xong và đề xuất chạy tiếp Giai đoạn 2.</w:t>
+      </w:r>
+    </w:p>
+    <w:p>
+      <w:pPr>
+        <w:jc w:val="center"/>
+      </w:pPr>
+      <w:r>
+        <w:drawing>
+          <wp:inline xmlns:a="http://schemas.openxmlformats.org/drawingml/2006/main" xmlns:pic="http://schemas.openxmlformats.org/drawingml/2006/picture">
+            <wp:extent cx="5400000" cy="1399270"/>
+            <wp:docPr id="7" name="Picture 7"/>
+            <wp:cNvGraphicFramePr>
+              <a:graphicFrameLocks noChangeAspect="1"/>
+            </wp:cNvGraphicFramePr>
+            <a:graphic>
+              <a:graphicData uri="http://schemas.openxmlformats.org/drawingml/2006/picture">
+                <pic:pic>
+                  <pic:nvPicPr>
+                    <pic:cNvPr id="0" name="03_luong1-cac-buoc.png"/>
+                    <pic:cNvPicPr/>
+                  </pic:nvPicPr>
+                  <pic:blipFill>
+                    <a:blip r:embed="rId15"/>
+                    <a:stretch>
+                      <a:fillRect/>
+                    </a:stretch>
+                  </pic:blipFill>
+                  <pic:spPr>
+                    <a:xfrm>
+                      <a:off x="0" y="0"/>
+                      <a:ext cx="5400000" cy="1399270"/>
+                    </a:xfrm>
+                    <a:prstGeom prst="rect"/>
+                  </pic:spPr>
+                </pic:pic>
+              </a:graphicData>
+            </a:graphic>
+          </wp:inline>
+        </w:drawing>
+      </w:r>
+    </w:p>
+    <w:p>
+      <w:pPr>
+        <w:jc w:val="center"/>
+      </w:pPr>
+      <w:r>
+        <w:rPr>
+          <w:i/>
+          <w:sz w:val="18"/>
+        </w:rPr>
+        <w:t>Hình minh họa — Các bước AI chạy ở Luồng 1</w:t>
+      </w:r>
+    </w:p>
+    <w:p>
+      <w:pPr>
+        <w:pStyle w:val="Heading1"/>
+      </w:pPr>
+      <w:r>
+        <w:t>BƯỚC 4 — PHASE 2 (AI PLAYWRIGHT) VÀ ĐĂNG NHẬP WEBSITE</w:t>
+      </w:r>
+    </w:p>
+    <w:p>
+      <w:r>
+        <w:t>Chọn "chạy tiếp" ở điểm dừng (hoặc gọi lại /analyze-system sau khi xem trước) — AI sang Giai đoạn 2:</w:t>
+      </w:r>
+    </w:p>
+    <w:p>
+      <w:pPr>
+        <w:pStyle w:val="ListBullet"/>
+      </w:pPr>
+      <w:r>
+        <w:t>AI hỏi về website: URL, môi trường thử nghiệm hay thật, tài khoản role nào và có được phép quét không, chỉ ĐỌC hay được ghi, vùng cấm, có làm Bug list không, website có dữ liệu thật không. 4 câu an toàn luôn được hỏi lại.</w:t>
+      </w:r>
+    </w:p>
+    <w:p>
+      <w:pPr>
+        <w:pStyle w:val="ListBullet"/>
+      </w:pPr>
+      <w:r>
+        <w:t>AI Playwright mở website, đi qua từng màn: đối chiếu với kết quả Giai đoạn 1, chụp ảnh màn hình và đánh số từng mục trên ảnh trong Basic Design, sửa chỗ khác code (ghi thành câu hỏi), thêm O6 Design System và O7 Bug list.</w:t>
+      </w:r>
+    </w:p>
+    <w:p>
+      <w:pPr>
+        <w:pStyle w:val="ListBullet"/>
+      </w:pPr>
+      <w:r>
+        <w:t>Xong, AI báo "Giai đoạn 2 đã chạy xong" và những gì đã đổi so với Giai đoạn 1.</w:t>
       </w:r>
     </w:p>
     <w:p>
@@ -1027,7 +1376,7 @@
         <w:drawing>
           <wp:inline xmlns:a="http://schemas.openxmlformats.org/drawingml/2006/main" xmlns:pic="http://schemas.openxmlformats.org/drawingml/2006/picture">
             <wp:extent cx="5400000" cy="1964234"/>
-            <wp:docPr id="7" name="Picture 7"/>
+            <wp:docPr id="8" name="Picture 8"/>
             <wp:cNvGraphicFramePr>
               <a:graphicFrameLocks noChangeAspect="1"/>
             </wp:cNvGraphicFramePr>
@@ -1039,7 +1388,7 @@
                     <pic:cNvPicPr/>
                   </pic:nvPicPr>
                   <pic:blipFill>
-                    <a:blip r:embed="rId15"/>
+                    <a:blip r:embed="rId16"/>
                     <a:stretch>
                       <a:fillRect/>
                     </a:stretch>
@@ -1068,97 +1417,6 @@
           <w:sz w:val="18"/>
         </w:rPr>
         <w:t>Hình minh họa — Hai cách đăng nhập — TEST và production</w:t>
-      </w:r>
-    </w:p>
-    <w:p>
-      <w:pPr>
-        <w:pStyle w:val="Heading1"/>
-      </w:pPr>
-      <w:r>
-        <w:t>BƯỚC 4 — XÁC NHẬN BẢNG TỔNG HỢP, CHỜ AI CHẠY</w:t>
-      </w:r>
-    </w:p>
-    <w:p>
-      <w:pPr>
-        <w:pStyle w:val="ListBullet"/>
-      </w:pPr>
-      <w:r>
-        <w:t>AI đọc code trước, rồi in Bảng tổng hợp: website, tài khoản, quyền, repo, DB, Figma, output dự kiến.</w:t>
-      </w:r>
-    </w:p>
-    <w:p>
-      <w:pPr>
-        <w:pStyle w:val="ListBullet"/>
-      </w:pPr>
-      <w:r>
-        <w:t>Kèm các quyết định lớn có đề xuất, ví dụ: "2 website khác nhau về cỡ chữ, bo góc nút → đề xuất 2 bộ quy chuẩn giao diện riêng", "thư mục cũ không còn dùng → không khảo sát", "đồng ý vẽ sơ đồ database / API lên Figma (dịch vụ bên ngoài)?".</w:t>
-      </w:r>
-    </w:p>
-    <w:p>
-      <w:pPr>
-        <w:pStyle w:val="ListBullet"/>
-      </w:pPr>
-      <w:r>
-        <w:t>Đúng → gõ OK. Sai chỗ nào → sửa ngay chỗ đó.</w:t>
-      </w:r>
-    </w:p>
-    <w:p>
-      <w:pPr>
-        <w:pStyle w:val="ListBullet"/>
-      </w:pPr>
-      <w:r>
-        <w:t>Phát hiện dữ liệu nhạy cảm (.env, key, dump có dữ liệu thật…) → AI cảnh báo và DỪNG chờ bạn.</w:t>
-      </w:r>
-    </w:p>
-    <w:p>
-      <w:pPr>
-        <w:jc w:val="center"/>
-      </w:pPr>
-      <w:r>
-        <w:drawing>
-          <wp:inline xmlns:a="http://schemas.openxmlformats.org/drawingml/2006/main" xmlns:pic="http://schemas.openxmlformats.org/drawingml/2006/picture">
-            <wp:extent cx="5400000" cy="1399270"/>
-            <wp:docPr id="8" name="Picture 8"/>
-            <wp:cNvGraphicFramePr>
-              <a:graphicFrameLocks noChangeAspect="1"/>
-            </wp:cNvGraphicFramePr>
-            <a:graphic>
-              <a:graphicData uri="http://schemas.openxmlformats.org/drawingml/2006/picture">
-                <pic:pic>
-                  <pic:nvPicPr>
-                    <pic:cNvPr id="0" name="03_luong1-cac-buoc.png"/>
-                    <pic:cNvPicPr/>
-                  </pic:nvPicPr>
-                  <pic:blipFill>
-                    <a:blip r:embed="rId16"/>
-                    <a:stretch>
-                      <a:fillRect/>
-                    </a:stretch>
-                  </pic:blipFill>
-                  <pic:spPr>
-                    <a:xfrm>
-                      <a:off x="0" y="0"/>
-                      <a:ext cx="5400000" cy="1399270"/>
-                    </a:xfrm>
-                    <a:prstGeom prst="rect"/>
-                  </pic:spPr>
-                </pic:pic>
-              </a:graphicData>
-            </a:graphic>
-          </wp:inline>
-        </w:drawing>
-      </w:r>
-    </w:p>
-    <w:p>
-      <w:pPr>
-        <w:jc w:val="center"/>
-      </w:pPr>
-      <w:r>
-        <w:rPr>
-          <w:i/>
-          <w:sz w:val="18"/>
-        </w:rPr>
-        <w:t>Hình minh họa — Các bước AI chạy ở Luồng 1</w:t>
       </w:r>
     </w:p>
     <w:p>
@@ -1232,14 +1490,15 @@
         <w:tblLook w:firstColumn="1" w:firstRow="1" w:lastColumn="0" w:lastRow="0" w:noHBand="0" w:noVBand="1" w:val="04A0"/>
       </w:tblPr>
       <w:tblGrid>
-        <w:gridCol w:w="3324"/>
-        <w:gridCol w:w="3324"/>
-        <w:gridCol w:w="3324"/>
+        <w:gridCol w:w="2493"/>
+        <w:gridCol w:w="2493"/>
+        <w:gridCol w:w="2493"/>
+        <w:gridCol w:w="2493"/>
       </w:tblGrid>
       <w:tr>
         <w:tc>
           <w:tcPr>
-            <w:tcW w:type="dxa" w:w="3324"/>
+            <w:tcW w:type="dxa" w:w="2493"/>
           </w:tcPr>
           <w:p>
             <w:r>
@@ -1253,7 +1512,21 @@
         </w:tc>
         <w:tc>
           <w:tcPr>
-            <w:tcW w:type="dxa" w:w="3324"/>
+            <w:tcW w:type="dxa" w:w="2493"/>
+          </w:tcPr>
+          <w:p>
+            <w:r>
+              <w:rPr>
+                <w:b/>
+                <w:sz w:val="19"/>
+              </w:rPr>
+              <w:t>Phase</w:t>
+            </w:r>
+          </w:p>
+        </w:tc>
+        <w:tc>
+          <w:tcPr>
+            <w:tcW w:type="dxa" w:w="2493"/>
           </w:tcPr>
           <w:p>
             <w:r>
@@ -1267,7 +1540,7 @@
         </w:tc>
         <w:tc>
           <w:tcPr>
-            <w:tcW w:type="dxa" w:w="3324"/>
+            <w:tcW w:type="dxa" w:w="2493"/>
           </w:tcPr>
           <w:p>
             <w:r>
@@ -1283,40 +1556,53 @@
       <w:tr>
         <w:tc>
           <w:tcPr>
-            <w:tcW w:type="dxa" w:w="3324"/>
+            <w:tcW w:type="dxa" w:w="2493"/>
           </w:tcPr>
           <w:p>
             <w:r>
               <w:rPr>
                 <w:sz w:val="19"/>
               </w:rPr>
-              <w:t>O1 Danh sách màn hình</w:t>
+              <w:t>O1 Tài liệu tổng hợp</w:t>
             </w:r>
           </w:p>
         </w:tc>
         <w:tc>
           <w:tcPr>
-            <w:tcW w:type="dxa" w:w="3324"/>
+            <w:tcW w:type="dxa" w:w="2493"/>
           </w:tcPr>
           <w:p>
             <w:r>
               <w:rPr>
                 <w:sz w:val="19"/>
               </w:rPr>
-              <w:t>xlsx (1 file / website)</w:t>
+              <w:t>1 (cập nhật ở 2)</w:t>
             </w:r>
           </w:p>
         </w:tc>
         <w:tc>
           <w:tcPr>
-            <w:tcW w:type="dxa" w:w="3324"/>
+            <w:tcW w:type="dxa" w:w="2493"/>
           </w:tcPr>
           <w:p>
             <w:r>
               <w:rPr>
                 <w:sz w:val="19"/>
               </w:rPr>
-              <w:t>01_Screens/BasicDesign_WEB-01_ver&lt;N&gt;.xlsx</w:t>
+              <w:t>docx (hình luồng nghiệp vụ + nghiệp vụ chính + bảng tổng)</w:t>
+            </w:r>
+          </w:p>
+        </w:tc>
+        <w:tc>
+          <w:tcPr>
+            <w:tcW w:type="dxa" w:w="2493"/>
+          </w:tcPr>
+          <w:p>
+            <w:r>
+              <w:rPr>
+                <w:sz w:val="19"/>
+              </w:rPr>
+              <w:t>01_Overview/Overview_….docx</w:t>
             </w:r>
           </w:p>
         </w:tc>
@@ -1324,7 +1610,7 @@
       <w:tr>
         <w:tc>
           <w:tcPr>
-            <w:tcW w:type="dxa" w:w="3324"/>
+            <w:tcW w:type="dxa" w:w="2493"/>
           </w:tcPr>
           <w:p>
             <w:r>
@@ -1337,7 +1623,20 @@
         </w:tc>
         <w:tc>
           <w:tcPr>
-            <w:tcW w:type="dxa" w:w="3324"/>
+            <w:tcW w:type="dxa" w:w="2493"/>
+          </w:tcPr>
+          <w:p>
+            <w:r>
+              <w:rPr>
+                <w:sz w:val="19"/>
+              </w:rPr>
+              <w:t>1</w:t>
+            </w:r>
+          </w:p>
+        </w:tc>
+        <w:tc>
+          <w:tcPr>
+            <w:tcW w:type="dxa" w:w="2493"/>
           </w:tcPr>
           <w:p>
             <w:r>
@@ -1350,7 +1649,7 @@
         </w:tc>
         <w:tc>
           <w:tcPr>
-            <w:tcW w:type="dxa" w:w="3324"/>
+            <w:tcW w:type="dxa" w:w="2493"/>
           </w:tcPr>
           <w:p>
             <w:r>
@@ -1365,7 +1664,7 @@
       <w:tr>
         <w:tc>
           <w:tcPr>
-            <w:tcW w:type="dxa" w:w="3324"/>
+            <w:tcW w:type="dxa" w:w="2493"/>
           </w:tcPr>
           <w:p>
             <w:r>
@@ -1378,7 +1677,20 @@
         </w:tc>
         <w:tc>
           <w:tcPr>
-            <w:tcW w:type="dxa" w:w="3324"/>
+            <w:tcW w:type="dxa" w:w="2493"/>
+          </w:tcPr>
+          <w:p>
+            <w:r>
+              <w:rPr>
+                <w:sz w:val="19"/>
+              </w:rPr>
+              <w:t>1</w:t>
+            </w:r>
+          </w:p>
+        </w:tc>
+        <w:tc>
+          <w:tcPr>
+            <w:tcW w:type="dxa" w:w="2493"/>
           </w:tcPr>
           <w:p>
             <w:r>
@@ -1391,7 +1703,7 @@
         </w:tc>
         <w:tc>
           <w:tcPr>
-            <w:tcW w:type="dxa" w:w="3324"/>
+            <w:tcW w:type="dxa" w:w="2493"/>
           </w:tcPr>
           <w:p>
             <w:r>
@@ -1406,20 +1718,141 @@
       <w:tr>
         <w:tc>
           <w:tcPr>
-            <w:tcW w:type="dxa" w:w="3324"/>
+            <w:tcW w:type="dxa" w:w="2493"/>
           </w:tcPr>
           <w:p>
             <w:r>
               <w:rPr>
                 <w:sz w:val="19"/>
               </w:rPr>
-              <w:t>O4 Design System (tuỳ chọn)</w:t>
+              <w:t>O4 Figma flow</w:t>
             </w:r>
           </w:p>
         </w:tc>
         <w:tc>
           <w:tcPr>
-            <w:tcW w:type="dxa" w:w="3324"/>
+            <w:tcW w:type="dxa" w:w="2493"/>
+          </w:tcPr>
+          <w:p>
+            <w:r>
+              <w:rPr>
+                <w:sz w:val="19"/>
+              </w:rPr>
+              <w:t>1</w:t>
+            </w:r>
+          </w:p>
+        </w:tc>
+        <w:tc>
+          <w:tcPr>
+            <w:tcW w:type="dxa" w:w="2493"/>
+          </w:tcPr>
+          <w:p>
+            <w:r>
+              <w:rPr>
+                <w:sz w:val="19"/>
+              </w:rPr>
+              <w:t>link Figma</w:t>
+            </w:r>
+          </w:p>
+        </w:tc>
+        <w:tc>
+          <w:tcPr>
+            <w:tcW w:type="dxa" w:w="2493"/>
+          </w:tcPr>
+          <w:p>
+            <w:r>
+              <w:rPr>
+                <w:sz w:val="19"/>
+              </w:rPr>
+              <w:t>04_Figma/figma-links.md</w:t>
+            </w:r>
+          </w:p>
+        </w:tc>
+      </w:tr>
+      <w:tr>
+        <w:tc>
+          <w:tcPr>
+            <w:tcW w:type="dxa" w:w="2493"/>
+          </w:tcPr>
+          <w:p>
+            <w:r>
+              <w:rPr>
+                <w:sz w:val="19"/>
+              </w:rPr>
+              <w:t>O5 Basic Design</w:t>
+            </w:r>
+          </w:p>
+        </w:tc>
+        <w:tc>
+          <w:tcPr>
+            <w:tcW w:type="dxa" w:w="2493"/>
+          </w:tcPr>
+          <w:p>
+            <w:r>
+              <w:rPr>
+                <w:sz w:val="19"/>
+              </w:rPr>
+              <w:t>1 · ảnh ở 2</w:t>
+            </w:r>
+          </w:p>
+        </w:tc>
+        <w:tc>
+          <w:tcPr>
+            <w:tcW w:type="dxa" w:w="2493"/>
+          </w:tcPr>
+          <w:p>
+            <w:r>
+              <w:rPr>
+                <w:sz w:val="19"/>
+              </w:rPr>
+              <w:t>xlsx (1 file / website)</w:t>
+            </w:r>
+          </w:p>
+        </w:tc>
+        <w:tc>
+          <w:tcPr>
+            <w:tcW w:type="dxa" w:w="2493"/>
+          </w:tcPr>
+          <w:p>
+            <w:r>
+              <w:rPr>
+                <w:sz w:val="19"/>
+              </w:rPr>
+              <w:t>05_Basic_Design/BasicDesign_WEB-01_ver&lt;N&gt;.xlsx</w:t>
+            </w:r>
+          </w:p>
+        </w:tc>
+      </w:tr>
+      <w:tr>
+        <w:tc>
+          <w:tcPr>
+            <w:tcW w:type="dxa" w:w="2493"/>
+          </w:tcPr>
+          <w:p>
+            <w:r>
+              <w:rPr>
+                <w:sz w:val="19"/>
+              </w:rPr>
+              <w:t>O6 Design System (tuỳ chọn)</w:t>
+            </w:r>
+          </w:p>
+        </w:tc>
+        <w:tc>
+          <w:tcPr>
+            <w:tcW w:type="dxa" w:w="2493"/>
+          </w:tcPr>
+          <w:p>
+            <w:r>
+              <w:rPr>
+                <w:sz w:val="19"/>
+              </w:rPr>
+              <w:t>2</w:t>
+            </w:r>
+          </w:p>
+        </w:tc>
+        <w:tc>
+          <w:tcPr>
+            <w:tcW w:type="dxa" w:w="2493"/>
           </w:tcPr>
           <w:p>
             <w:r>
@@ -1432,14 +1865,14 @@
         </w:tc>
         <w:tc>
           <w:tcPr>
-            <w:tcW w:type="dxa" w:w="3324"/>
+            <w:tcW w:type="dxa" w:w="2493"/>
           </w:tcPr>
           <w:p>
             <w:r>
               <w:rPr>
                 <w:sz w:val="19"/>
               </w:rPr>
-              <w:t>04_DesignSystem/ (STATUS.md + project/)</w:t>
+              <w:t>06_Design_System/ (STATUS.md + project/)</w:t>
             </w:r>
           </w:p>
         </w:tc>
@@ -1447,89 +1880,7 @@
       <w:tr>
         <w:tc>
           <w:tcPr>
-            <w:tcW w:type="dxa" w:w="3324"/>
-          </w:tcPr>
-          <w:p>
-            <w:r>
-              <w:rPr>
-                <w:sz w:val="19"/>
-              </w:rPr>
-              <w:t>O5 Figma flow</w:t>
-            </w:r>
-          </w:p>
-        </w:tc>
-        <w:tc>
-          <w:tcPr>
-            <w:tcW w:type="dxa" w:w="3324"/>
-          </w:tcPr>
-          <w:p>
-            <w:r>
-              <w:rPr>
-                <w:sz w:val="19"/>
-              </w:rPr>
-              <w:t>link Figma</w:t>
-            </w:r>
-          </w:p>
-        </w:tc>
-        <w:tc>
-          <w:tcPr>
-            <w:tcW w:type="dxa" w:w="3324"/>
-          </w:tcPr>
-          <w:p>
-            <w:r>
-              <w:rPr>
-                <w:sz w:val="19"/>
-              </w:rPr>
-              <w:t>05_Figma/figma-links.md</w:t>
-            </w:r>
-          </w:p>
-        </w:tc>
-      </w:tr>
-      <w:tr>
-        <w:tc>
-          <w:tcPr>
-            <w:tcW w:type="dxa" w:w="3324"/>
-          </w:tcPr>
-          <w:p>
-            <w:r>
-              <w:rPr>
-                <w:sz w:val="19"/>
-              </w:rPr>
-              <w:t>O6 Tài liệu tổng hợp</w:t>
-            </w:r>
-          </w:p>
-        </w:tc>
-        <w:tc>
-          <w:tcPr>
-            <w:tcW w:type="dxa" w:w="3324"/>
-          </w:tcPr>
-          <w:p>
-            <w:r>
-              <w:rPr>
-                <w:sz w:val="19"/>
-              </w:rPr>
-              <w:t>docx (nghiệp vụ chính + bảng tổng)</w:t>
-            </w:r>
-          </w:p>
-        </w:tc>
-        <w:tc>
-          <w:tcPr>
-            <w:tcW w:type="dxa" w:w="3324"/>
-          </w:tcPr>
-          <w:p>
-            <w:r>
-              <w:rPr>
-                <w:sz w:val="19"/>
-              </w:rPr>
-              <w:t>06_Overview/Overview_….docx</w:t>
-            </w:r>
-          </w:p>
-        </w:tc>
-      </w:tr>
-      <w:tr>
-        <w:tc>
-          <w:tcPr>
-            <w:tcW w:type="dxa" w:w="3324"/>
+            <w:tcW w:type="dxa" w:w="2493"/>
           </w:tcPr>
           <w:p>
             <w:r>
@@ -1542,7 +1893,20 @@
         </w:tc>
         <w:tc>
           <w:tcPr>
-            <w:tcW w:type="dxa" w:w="3324"/>
+            <w:tcW w:type="dxa" w:w="2493"/>
+          </w:tcPr>
+          <w:p>
+            <w:r>
+              <w:rPr>
+                <w:sz w:val="19"/>
+              </w:rPr>
+              <w:t>2</w:t>
+            </w:r>
+          </w:p>
+        </w:tc>
+        <w:tc>
+          <w:tcPr>
+            <w:tcW w:type="dxa" w:w="2493"/>
           </w:tcPr>
           <w:p>
             <w:r>
@@ -1555,14 +1919,14 @@
         </w:tc>
         <w:tc>
           <w:tcPr>
-            <w:tcW w:type="dxa" w:w="3324"/>
+            <w:tcW w:type="dxa" w:w="2493"/>
           </w:tcPr>
           <w:p>
             <w:r>
               <w:rPr>
                 <w:sz w:val="19"/>
               </w:rPr>
-              <w:t>07_BugList/BugList_….xlsx</w:t>
+              <w:t>07_Bug_List/BugList_….xlsx</w:t>
             </w:r>
           </w:p>
         </w:tc>
@@ -1570,20 +1934,33 @@
       <w:tr>
         <w:tc>
           <w:tcPr>
-            <w:tcW w:type="dxa" w:w="3324"/>
+            <w:tcW w:type="dxa" w:w="2493"/>
           </w:tcPr>
           <w:p>
             <w:r>
               <w:rPr>
                 <w:sz w:val="19"/>
               </w:rPr>
-              <w:t>O9 Hướng dẫn chạy local</w:t>
+              <w:t>O8 Hướng dẫn chạy local</w:t>
             </w:r>
           </w:p>
         </w:tc>
         <w:tc>
           <w:tcPr>
-            <w:tcW w:type="dxa" w:w="3324"/>
+            <w:tcW w:type="dxa" w:w="2493"/>
+          </w:tcPr>
+          <w:p>
+            <w:r>
+              <w:rPr>
+                <w:sz w:val="19"/>
+              </w:rPr>
+              <w:t>1</w:t>
+            </w:r>
+          </w:p>
+        </w:tc>
+        <w:tc>
+          <w:tcPr>
+            <w:tcW w:type="dxa" w:w="2493"/>
           </w:tcPr>
           <w:p>
             <w:r>
@@ -1596,14 +1973,14 @@
         </w:tc>
         <w:tc>
           <w:tcPr>
-            <w:tcW w:type="dxa" w:w="3324"/>
+            <w:tcW w:type="dxa" w:w="2493"/>
           </w:tcPr>
           <w:p>
             <w:r>
               <w:rPr>
                 <w:sz w:val="19"/>
               </w:rPr>
-              <w:t>09_DevSetup/DevSetup_….md</w:t>
+              <w:t>08_Huong_dan_chay_local/DevSetup_….md</w:t>
             </w:r>
           </w:p>
         </w:tc>
@@ -1611,7 +1988,7 @@
       <w:tr>
         <w:tc>
           <w:tcPr>
-            <w:tcW w:type="dxa" w:w="3324"/>
+            <w:tcW w:type="dxa" w:w="2493"/>
           </w:tcPr>
           <w:p>
             <w:r>
@@ -1624,7 +2001,20 @@
         </w:tc>
         <w:tc>
           <w:tcPr>
-            <w:tcW w:type="dxa" w:w="3324"/>
+            <w:tcW w:type="dxa" w:w="2493"/>
+          </w:tcPr>
+          <w:p>
+            <w:r>
+              <w:rPr>
+                <w:sz w:val="19"/>
+              </w:rPr>
+              <w:t>—</w:t>
+            </w:r>
+          </w:p>
+        </w:tc>
+        <w:tc>
+          <w:tcPr>
+            <w:tcW w:type="dxa" w:w="2493"/>
           </w:tcPr>
           <w:p>
             <w:r>
@@ -1637,7 +2027,7 @@
         </w:tc>
         <w:tc>
           <w:tcPr>
-            <w:tcW w:type="dxa" w:w="3324"/>
+            <w:tcW w:type="dxa" w:w="2493"/>
           </w:tcPr>
           <w:p>
             <w:r>
@@ -1667,7 +2057,7 @@
         <w:pStyle w:val="Heading3"/>
       </w:pPr>
       <w:r>
-        <w:t>O1 — Danh sách màn hình (Basic Design xlsx)</w:t>
+        <w:t>O1 — Tài liệu tổng hợp (docx)</w:t>
       </w:r>
     </w:p>
     <w:p>
@@ -1675,7 +2065,7 @@
         <w:pStyle w:val="ListBullet"/>
       </w:pPr>
       <w:r>
-        <w:t>Dùng để: biết mỗi website có bao nhiêu màn, item từng màn, xử lý, lỗi hiển thị, liên kết giữa các màn; cột "API gọi" cho biết mỗi nút / lúc mở màn gọi chức năng phía máy chủ nào.</w:t>
+        <w:t>Dùng để: đọc nhanh hệ thống làm gì, các luồng nghiệp vụ chính (bước đánh số), trạng thái đối tượng chính.</w:t>
       </w:r>
     </w:p>
     <w:p>
@@ -1683,7 +2073,7 @@
         <w:pStyle w:val="ListBullet"/>
       </w:pPr>
       <w:r>
-        <w:t>AI đọc code trước (nút gọi xử lý gì, kiểm tra nhập liệu, thông báo lỗi), rồi mới mở website để đối chiếu.</w:t>
+        <w:t>Ngay phần "Tổng quan hệ thống" có hình luồng nghiệp vụ (AI vẽ bằng Archify từ source code) — xem được luôn, không cần mở link.</w:t>
       </w:r>
     </w:p>
     <w:p>
@@ -1691,17 +2081,25 @@
         <w:pStyle w:val="ListBullet"/>
       </w:pPr>
       <w:r>
-        <w:t>Mở: Excel, sheet Screen Index → mỗi màn 1 sheet SC-xxx; theo template Basic Design công ty.</w:t>
+        <w:t>Màn hình, API, database chỉ có bảng tổng; danh sách chi tiết ở O5 / O2 / O3. Sơ đồ DB là link Figma.</w:t>
       </w:r>
     </w:p>
     <w:p>
       <w:pPr>
+        <w:pStyle w:val="ListBullet"/>
+      </w:pPr>
+      <w:r>
+        <w:t>Mở: 01_Overview/Overview_….docx bằng Word.</w:t>
+      </w:r>
+    </w:p>
+    <w:p>
+      <w:pPr>
         <w:jc w:val="center"/>
       </w:pPr>
       <w:r>
         <w:drawing>
           <wp:inline xmlns:a="http://schemas.openxmlformats.org/drawingml/2006/main" xmlns:pic="http://schemas.openxmlformats.org/drawingml/2006/picture">
-            <wp:extent cx="5400000" cy="2305866"/>
+            <wp:extent cx="3960000" cy="3872000"/>
             <wp:docPr id="10" name="Picture 10"/>
             <wp:cNvGraphicFramePr>
               <a:graphicFrameLocks noChangeAspect="1"/>
@@ -1710,7 +2108,7 @@
               <a:graphicData uri="http://schemas.openxmlformats.org/drawingml/2006/picture">
                 <pic:pic>
                   <pic:nvPicPr>
-                    <pic:cNvPr id="0" name="output_O1.png"/>
+                    <pic:cNvPr id="0" name="output_O6.png"/>
                     <pic:cNvPicPr/>
                   </pic:nvPicPr>
                   <pic:blipFill>
@@ -1722,7 +2120,7 @@
                   <pic:spPr>
                     <a:xfrm>
                       <a:off x="0" y="0"/>
-                      <a:ext cx="5400000" cy="2305866"/>
+                      <a:ext cx="3960000" cy="3872000"/>
                     </a:xfrm>
                     <a:prstGeom prst="rect"/>
                   </pic:spPr>
@@ -1742,7 +2140,7 @@
           <w:i/>
           <w:sz w:val="18"/>
         </w:rPr>
-        <w:t>Hình minh họa — O1 — sheet Screen Index</w:t>
+        <w:t>Hình minh họa — O1 — tài liệu tổng hợp</w:t>
       </w:r>
     </w:p>
     <w:p>
@@ -1900,7 +2298,189 @@
         <w:pStyle w:val="Heading3"/>
       </w:pPr>
       <w:r>
-        <w:t>O4 — Design System (tuỳ chọn, link artifact claude.ai)</w:t>
+        <w:t>O4 — Figma flow</w:t>
+      </w:r>
+    </w:p>
+    <w:p>
+      <w:pPr>
+        <w:pStyle w:val="ListBullet"/>
+      </w:pPr>
+      <w:r>
+        <w:t>Dùng để: xem Flow tổng quan + Screen flow (màn nào dẫn tới màn nào, nhánh lỗi / edge).</w:t>
+      </w:r>
+    </w:p>
+    <w:p>
+      <w:pPr>
+        <w:pStyle w:val="ListBullet"/>
+      </w:pPr>
+      <w:r>
+        <w:t>Mở: link trong 04_Figma/figma-links.md.</w:t>
+      </w:r>
+    </w:p>
+    <w:p>
+      <w:pPr>
+        <w:jc w:val="center"/>
+      </w:pPr>
+      <w:r>
+        <w:drawing>
+          <wp:inline xmlns:a="http://schemas.openxmlformats.org/drawingml/2006/main" xmlns:pic="http://schemas.openxmlformats.org/drawingml/2006/picture">
+            <wp:extent cx="5400000" cy="2843265"/>
+            <wp:docPr id="13" name="Picture 13"/>
+            <wp:cNvGraphicFramePr>
+              <a:graphicFrameLocks noChangeAspect="1"/>
+            </wp:cNvGraphicFramePr>
+            <a:graphic>
+              <a:graphicData uri="http://schemas.openxmlformats.org/drawingml/2006/picture">
+                <pic:pic>
+                  <pic:nvPicPr>
+                    <pic:cNvPr id="0" name="output_O5.png"/>
+                    <pic:cNvPicPr/>
+                  </pic:nvPicPr>
+                  <pic:blipFill>
+                    <a:blip r:embed="rId21"/>
+                    <a:stretch>
+                      <a:fillRect/>
+                    </a:stretch>
+                  </pic:blipFill>
+                  <pic:spPr>
+                    <a:xfrm>
+                      <a:off x="0" y="0"/>
+                      <a:ext cx="5400000" cy="2843265"/>
+                    </a:xfrm>
+                    <a:prstGeom prst="rect"/>
+                  </pic:spPr>
+                </pic:pic>
+              </a:graphicData>
+            </a:graphic>
+          </wp:inline>
+        </w:drawing>
+      </w:r>
+    </w:p>
+    <w:p>
+      <w:pPr>
+        <w:jc w:val="center"/>
+      </w:pPr>
+      <w:r>
+        <w:rPr>
+          <w:i/>
+          <w:sz w:val="18"/>
+        </w:rPr>
+        <w:t>Hình minh họa — O4 — Screen flow trên Figma</w:t>
+      </w:r>
+    </w:p>
+    <w:p>
+      <w:pPr>
+        <w:pStyle w:val="Heading3"/>
+      </w:pPr>
+      <w:r>
+        <w:t>O5 — Basic Design (xlsx)</w:t>
+      </w:r>
+    </w:p>
+    <w:p>
+      <w:pPr>
+        <w:pStyle w:val="ListBullet"/>
+      </w:pPr>
+      <w:r>
+        <w:t>Dùng để: biết mỗi website có bao nhiêu màn, mỗi màn có những ô nhập / nút / bảng nào, bấm vào thì chuyển sang màn nào, thông báo lỗi nào hiện ra.</w:t>
+      </w:r>
+    </w:p>
+    <w:p>
+      <w:pPr>
+        <w:pStyle w:val="ListBullet"/>
+      </w:pPr>
+      <w:r>
+        <w:t>Mỗi màn 1 sheet, tên sheet là tên màn dễ hiểu (ví dụ 「予約編集」), không dùng mã như SC-007.</w:t>
+      </w:r>
+    </w:p>
+    <w:p>
+      <w:pPr>
+        <w:pStyle w:val="ListBullet"/>
+      </w:pPr>
+      <w:r>
+        <w:t>Giai đoạn 1: AI đọc code bằng AST (lấy nguyên văn nhãn, thông báo lỗi, bắt buộc nhập, độ dài tối đa), rồi viết lại theo nghiệp vụ. Chỗ code không cho biết ghi "Cần xác nhận — Q-xxx".</w:t>
+      </w:r>
+    </w:p>
+    <w:p>
+      <w:pPr>
+        <w:pStyle w:val="ListBullet"/>
+      </w:pPr>
+      <w:r>
+        <w:t>Bắt buộc nhập, độ dài tối đa lấy từ source code; mô tả viết theo nghiệp vụ ("bấm → chuyển sang màn 「…」"), không ghi kiểu "gọi API GET/POST". Thông báo lỗi không để trống ô nào.</w:t>
+      </w:r>
+    </w:p>
+    <w:p>
+      <w:pPr>
+        <w:pStyle w:val="ListBullet"/>
+      </w:pPr>
+      <w:r>
+        <w:t>Giai đoạn 1 lấy từ source code; Giai đoạn 2 thêm ảnh chụp màn hình có đánh số từng mục, và bổ sung phần code không đọc được.</w:t>
+      </w:r>
+    </w:p>
+    <w:p>
+      <w:pPr>
+        <w:pStyle w:val="ListBullet"/>
+      </w:pPr>
+      <w:r>
+        <w:t>Mở: Excel, sheet Screen Index → bấm tên màn để tới sheet của màn; theo template Basic Design công ty.</w:t>
+      </w:r>
+    </w:p>
+    <w:p>
+      <w:pPr>
+        <w:jc w:val="center"/>
+      </w:pPr>
+      <w:r>
+        <w:drawing>
+          <wp:inline xmlns:a="http://schemas.openxmlformats.org/drawingml/2006/main" xmlns:pic="http://schemas.openxmlformats.org/drawingml/2006/picture">
+            <wp:extent cx="5400000" cy="2305866"/>
+            <wp:docPr id="14" name="Picture 14"/>
+            <wp:cNvGraphicFramePr>
+              <a:graphicFrameLocks noChangeAspect="1"/>
+            </wp:cNvGraphicFramePr>
+            <a:graphic>
+              <a:graphicData uri="http://schemas.openxmlformats.org/drawingml/2006/picture">
+                <pic:pic>
+                  <pic:nvPicPr>
+                    <pic:cNvPr id="0" name="output_O1.png"/>
+                    <pic:cNvPicPr/>
+                  </pic:nvPicPr>
+                  <pic:blipFill>
+                    <a:blip r:embed="rId22"/>
+                    <a:stretch>
+                      <a:fillRect/>
+                    </a:stretch>
+                  </pic:blipFill>
+                  <pic:spPr>
+                    <a:xfrm>
+                      <a:off x="0" y="0"/>
+                      <a:ext cx="5400000" cy="2305866"/>
+                    </a:xfrm>
+                    <a:prstGeom prst="rect"/>
+                  </pic:spPr>
+                </pic:pic>
+              </a:graphicData>
+            </a:graphic>
+          </wp:inline>
+        </w:drawing>
+      </w:r>
+    </w:p>
+    <w:p>
+      <w:pPr>
+        <w:jc w:val="center"/>
+      </w:pPr>
+      <w:r>
+        <w:rPr>
+          <w:i/>
+          <w:sz w:val="18"/>
+        </w:rPr>
+        <w:t>Hình minh họa — O5 — sheet Screen Index</w:t>
+      </w:r>
+    </w:p>
+    <w:p>
+      <w:pPr>
+        <w:pStyle w:val="Heading3"/>
+      </w:pPr>
+      <w:r>
+        <w:t>O6 — Design System (tuỳ chọn, link artifact claude.ai)</w:t>
       </w:r>
     </w:p>
     <w:p>
@@ -1916,7 +2496,7 @@
         <w:pStyle w:val="ListBullet"/>
       </w:pPr>
       <w:r>
-        <w:t>Mở: link artifact private AI in ra (VD https://claude.ai/artifact/L6VfhzcbZmpfo1wfpYoD2E); bản file nằm ở 04_DesignSystem/.</w:t>
+        <w:t>Sinh ở Giai đoạn 2 (đo trên màn hình thật). Mở: link artifact private AI in ra (VD https://claude.ai/artifact/L6VfhzcbZmpfo1wfpYoD2E); bản file nằm ở 06_Design_System/.</w:t>
       </w:r>
     </w:p>
     <w:p>
@@ -1935,7 +2515,7 @@
         <w:drawing>
           <wp:inline xmlns:a="http://schemas.openxmlformats.org/drawingml/2006/main" xmlns:pic="http://schemas.openxmlformats.org/drawingml/2006/picture">
             <wp:extent cx="5400000" cy="2703673"/>
-            <wp:docPr id="13" name="Picture 13"/>
+            <wp:docPr id="15" name="Picture 15"/>
             <wp:cNvGraphicFramePr>
               <a:graphicFrameLocks noChangeAspect="1"/>
             </wp:cNvGraphicFramePr>
@@ -1947,7 +2527,7 @@
                     <pic:cNvPicPr/>
                   </pic:nvPicPr>
                   <pic:blipFill>
-                    <a:blip r:embed="rId21"/>
+                    <a:blip r:embed="rId23"/>
                     <a:stretch>
                       <a:fillRect/>
                     </a:stretch>
@@ -1975,165 +2555,7 @@
           <w:i/>
           <w:sz w:val="18"/>
         </w:rPr>
-        <w:t>Hình minh họa — O4 — trang Components của artifact Design System</w:t>
-      </w:r>
-    </w:p>
-    <w:p>
-      <w:pPr>
-        <w:pStyle w:val="Heading3"/>
-      </w:pPr>
-      <w:r>
-        <w:t>O5 — Figma flow</w:t>
-      </w:r>
-    </w:p>
-    <w:p>
-      <w:pPr>
-        <w:pStyle w:val="ListBullet"/>
-      </w:pPr>
-      <w:r>
-        <w:t>Dùng để: xem Flow tổng quan + Screen flow (màn nào dẫn tới màn nào, nhánh lỗi / edge).</w:t>
-      </w:r>
-    </w:p>
-    <w:p>
-      <w:pPr>
-        <w:pStyle w:val="ListBullet"/>
-      </w:pPr>
-      <w:r>
-        <w:t>Mở: link trong 05_Figma/figma-links.md.</w:t>
-      </w:r>
-    </w:p>
-    <w:p>
-      <w:pPr>
-        <w:jc w:val="center"/>
-      </w:pPr>
-      <w:r>
-        <w:drawing>
-          <wp:inline xmlns:a="http://schemas.openxmlformats.org/drawingml/2006/main" xmlns:pic="http://schemas.openxmlformats.org/drawingml/2006/picture">
-            <wp:extent cx="5400000" cy="2843265"/>
-            <wp:docPr id="14" name="Picture 14"/>
-            <wp:cNvGraphicFramePr>
-              <a:graphicFrameLocks noChangeAspect="1"/>
-            </wp:cNvGraphicFramePr>
-            <a:graphic>
-              <a:graphicData uri="http://schemas.openxmlformats.org/drawingml/2006/picture">
-                <pic:pic>
-                  <pic:nvPicPr>
-                    <pic:cNvPr id="0" name="output_O5.png"/>
-                    <pic:cNvPicPr/>
-                  </pic:nvPicPr>
-                  <pic:blipFill>
-                    <a:blip r:embed="rId22"/>
-                    <a:stretch>
-                      <a:fillRect/>
-                    </a:stretch>
-                  </pic:blipFill>
-                  <pic:spPr>
-                    <a:xfrm>
-                      <a:off x="0" y="0"/>
-                      <a:ext cx="5400000" cy="2843265"/>
-                    </a:xfrm>
-                    <a:prstGeom prst="rect"/>
-                  </pic:spPr>
-                </pic:pic>
-              </a:graphicData>
-            </a:graphic>
-          </wp:inline>
-        </w:drawing>
-      </w:r>
-    </w:p>
-    <w:p>
-      <w:pPr>
-        <w:jc w:val="center"/>
-      </w:pPr>
-      <w:r>
-        <w:rPr>
-          <w:i/>
-          <w:sz w:val="18"/>
-        </w:rPr>
-        <w:t>Hình minh họa — O5 — Screen flow trên Figma</w:t>
-      </w:r>
-    </w:p>
-    <w:p>
-      <w:pPr>
-        <w:pStyle w:val="Heading3"/>
-      </w:pPr>
-      <w:r>
-        <w:t>O6 — Tài liệu tổng hợp (docx)</w:t>
-      </w:r>
-    </w:p>
-    <w:p>
-      <w:pPr>
-        <w:pStyle w:val="ListBullet"/>
-      </w:pPr>
-      <w:r>
-        <w:t>Dùng để: đọc nhanh hệ thống làm gì, các luồng nghiệp vụ chính (bước đánh số), trạng thái đối tượng chính.</w:t>
-      </w:r>
-    </w:p>
-    <w:p>
-      <w:pPr>
-        <w:pStyle w:val="ListBullet"/>
-      </w:pPr>
-      <w:r>
-        <w:t>Màn hình, API, database chỉ có bảng tổng; danh sách chi tiết ở O1 / O2 / O3. Sơ đồ DB là link Figma.</w:t>
-      </w:r>
-    </w:p>
-    <w:p>
-      <w:pPr>
-        <w:pStyle w:val="ListBullet"/>
-      </w:pPr>
-      <w:r>
-        <w:t>Mở: 06_Overview/Overview_….docx bằng Word.</w:t>
-      </w:r>
-    </w:p>
-    <w:p>
-      <w:pPr>
-        <w:jc w:val="center"/>
-      </w:pPr>
-      <w:r>
-        <w:drawing>
-          <wp:inline xmlns:a="http://schemas.openxmlformats.org/drawingml/2006/main" xmlns:pic="http://schemas.openxmlformats.org/drawingml/2006/picture">
-            <wp:extent cx="3960000" cy="3872000"/>
-            <wp:docPr id="15" name="Picture 15"/>
-            <wp:cNvGraphicFramePr>
-              <a:graphicFrameLocks noChangeAspect="1"/>
-            </wp:cNvGraphicFramePr>
-            <a:graphic>
-              <a:graphicData uri="http://schemas.openxmlformats.org/drawingml/2006/picture">
-                <pic:pic>
-                  <pic:nvPicPr>
-                    <pic:cNvPr id="0" name="output_O6.png"/>
-                    <pic:cNvPicPr/>
-                  </pic:nvPicPr>
-                  <pic:blipFill>
-                    <a:blip r:embed="rId23"/>
-                    <a:stretch>
-                      <a:fillRect/>
-                    </a:stretch>
-                  </pic:blipFill>
-                  <pic:spPr>
-                    <a:xfrm>
-                      <a:off x="0" y="0"/>
-                      <a:ext cx="3960000" cy="3872000"/>
-                    </a:xfrm>
-                    <a:prstGeom prst="rect"/>
-                  </pic:spPr>
-                </pic:pic>
-              </a:graphicData>
-            </a:graphic>
-          </wp:inline>
-        </w:drawing>
-      </w:r>
-    </w:p>
-    <w:p>
-      <w:pPr>
-        <w:jc w:val="center"/>
-      </w:pPr>
-      <w:r>
-        <w:rPr>
-          <w:i/>
-          <w:sz w:val="18"/>
-        </w:rPr>
-        <w:t>Hình minh họa — O6 — tài liệu tổng hợp</w:t>
+        <w:t>Hình minh họa — O6 — trang Components của artifact Design System</w:t>
       </w:r>
     </w:p>
     <w:p>
@@ -2149,7 +2571,7 @@
         <w:pStyle w:val="ListBullet"/>
       </w:pPr>
       <w:r>
-        <w:t>Đọc code trước (nút nào gọi xử lý gì, thiếu kiểm tra lỗi ở đâu), rồi mở thử website để xác nhận.</w:t>
+        <w:t>Sinh ở Giai đoạn 2: đọc code trước (nút nào gọi xử lý gì, thiếu kiểm tra lỗi ở đâu), rồi AI Playwright thao tác thử trên website để xác nhận.</w:t>
       </w:r>
     </w:p>
     <w:p>
@@ -2173,7 +2595,7 @@
         <w:pStyle w:val="ListBullet"/>
       </w:pPr>
       <w:r>
-        <w:t>Mở: 07_BugList/BugList_….xlsx.</w:t>
+        <w:t>Mở: 07_Bug_List/BugList_….xlsx.</w:t>
       </w:r>
     </w:p>
     <w:p>
@@ -2232,7 +2654,7 @@
         <w:pStyle w:val="Heading3"/>
       </w:pPr>
       <w:r>
-        <w:t>O9 — Hướng dẫn chạy local (md, cho dev)</w:t>
+        <w:t>O8 — Hướng dẫn chạy local (md, cho dev)</w:t>
       </w:r>
     </w:p>
     <w:p>
@@ -2256,7 +2678,7 @@
         <w:pStyle w:val="ListBullet"/>
       </w:pPr>
       <w:r>
-        <w:t>Mở: 09_DevSetup/DevSetup_….md.</w:t>
+        <w:t>Mở: 08_Huong_dan_chay_local/DevSetup_….md.</w:t>
       </w:r>
     </w:p>
     <w:p>
